--- a/DAAD_Bewerbung/05_Gutachten/Empfehlungsschreiben_Freidinger_Entwurf.docx
+++ b/DAAD_Bewerbung/05_Gutachten/Empfehlungsschreiben_Freidinger_Entwurf.docx
@@ -236,7 +236,7 @@
           <w:sz w:val="22"/>
           <w:szCs w:val="22"/>
         </w:rPr>
-        <w:t xml:space="preserve">Der Gegenstand der Bachelorarbeit von Herrn Rösch — ein KI-gestütztes Verfahren zur Faktenprüfung — ist mir inhaltlich bekannt; betreut habe ich die Arbeit nicht. Sie wurde nach den vorliegenden Unterlagen mit 1,0 bewertet. Die englische Arbeitssprache halte ich für kein Hindernis: Mein Modul wird teilweise englischsprachig durchgeführt, und Herr Rösch hat darin ohne erkennbare Einschränkung gearbeitet.</w:t>
+        <w:t xml:space="preserve">Der Gegenstand der Bachelorarbeit von Herrn Rösch — ein KI-gestütztes Prüftool für Due-Diligence-Berichte — ist mir inhaltlich bekannt; betreut habe ich die Arbeit nicht. Sie wurde nach den vorliegenden Unterlagen mit 1,0 bewertet. Die englische Arbeitssprache halte ich für kein Hindernis: Mein Modul wird teilweise englischsprachig durchgeführt, und Herr Rösch hat darin ohne erkennbare Einschränkung gearbeitet.</w:t>
       </w:r>
     </w:p>
     <w:p>

--- a/DAAD_Bewerbung/05_Gutachten/Empfehlungsschreiben_Freidinger_Entwurf.docx
+++ b/DAAD_Bewerbung/05_Gutachten/Empfehlungsschreiben_Freidinger_Entwurf.docx
@@ -4,29 +4,149 @@
   <w:body>
     <w:p>
       <w:pPr>
-        <w:pBdr>
-          <w:bottom w:val="single" w:color="AAAAAA" w:sz="4" w:space="6"/>
-        </w:pBdr>
-        <w:spacing w:after="80"/>
+        <w:spacing w:after="100"/>
+        <w:jc w:val="right"/>
       </w:pPr>
       <w:r>
         <w:rPr>
           <w:rFonts w:ascii="Calibri" w:cs="Calibri" w:eastAsia="Calibri" w:hAnsi="Calibri"/>
           <w:i/>
           <w:iCs/>
-          <w:color w:val="808080"/>
+          <w:color w:val="909090"/>
+          <w:sz w:val="17"/>
+          <w:szCs w:val="17"/>
+          <w:highlight w:val="yellow"/>
+          <w:highlightCs w:val="yellow"/>
+        </w:rPr>
+        <w:t xml:space="preserve">[Hier eigenen Briefbogen bzw. Institutslogo einsetzen]</w:t>
+      </w:r>
+    </w:p>
+    <w:p>
+      <w:pPr>
+        <w:pBdr>
+          <w:bottom w:val="single" w:color="C00000" w:sz="4" w:space="4"/>
+        </w:pBdr>
+        <w:spacing w:after="40"/>
+      </w:pPr>
+      <w:r>
+        <w:rPr>
+          <w:rFonts w:ascii="Calibri" w:cs="Calibri" w:eastAsia="Calibri" w:hAnsi="Calibri"/>
+          <w:color w:val="666666"/>
+          <w:sz w:val="15"/>
+          <w:szCs w:val="15"/>
+        </w:rPr>
+        <w:t xml:space="preserve">Duale Hochschule Baden-Württemberg Stuttgart · Rotebühlplatz 41 · 70178 Stuttgart</w:t>
+      </w:r>
+    </w:p>
+    <w:p>
+      <w:pPr>
+        <w:spacing w:after="0"/>
+        <w:jc w:val="right"/>
+      </w:pPr>
+      <w:r>
+        <w:rPr>
+          <w:rFonts w:ascii="Calibri" w:cs="Calibri" w:eastAsia="Calibri" w:hAnsi="Calibri"/>
+          <w:sz w:val="22"/>
+          <w:szCs w:val="22"/>
+          <w:highlight w:val="yellow"/>
+          <w:highlightCs w:val="yellow"/>
+        </w:rPr>
+        <w:t xml:space="preserve">[Titel]</w:t>
+      </w:r>
+      <w:r>
+        <w:rPr>
+          <w:rFonts w:ascii="Calibri" w:cs="Calibri" w:eastAsia="Calibri" w:hAnsi="Calibri"/>
+          <w:sz w:val="22"/>
+          <w:szCs w:val="22"/>
+        </w:rPr>
+        <w:t xml:space="preserve"> Freidinger</w:t>
+      </w:r>
+    </w:p>
+    <w:p>
+      <w:pPr>
+        <w:spacing w:after="0"/>
+        <w:jc w:val="right"/>
+      </w:pPr>
+      <w:r>
+        <w:rPr>
+          <w:rFonts w:ascii="Calibri" w:cs="Calibri" w:eastAsia="Calibri" w:hAnsi="Calibri"/>
+          <w:sz w:val="22"/>
+          <w:szCs w:val="22"/>
+          <w:highlight w:val="yellow"/>
+          <w:highlightCs w:val="yellow"/>
+        </w:rPr>
+        <w:t xml:space="preserve">[Position]</w:t>
+      </w:r>
+    </w:p>
+    <w:p>
+      <w:pPr>
+        <w:spacing w:after="0"/>
+        <w:jc w:val="right"/>
+      </w:pPr>
+      <w:r>
+        <w:rPr>
+          <w:rFonts w:ascii="Calibri" w:cs="Calibri" w:eastAsia="Calibri" w:hAnsi="Calibri"/>
+          <w:color w:val="444444"/>
           <w:sz w:val="18"/>
           <w:szCs w:val="18"/>
+        </w:rPr>
+        <w:t xml:space="preserve">DHBW Stuttgart · Rotebühlplatz 41 · 70178 Stuttgart</w:t>
+      </w:r>
+    </w:p>
+    <w:p>
+      <w:pPr>
+        <w:spacing w:after="0"/>
+        <w:jc w:val="right"/>
+      </w:pPr>
+      <w:r>
+        <w:rPr>
+          <w:rFonts w:ascii="Calibri" w:cs="Calibri" w:eastAsia="Calibri" w:hAnsi="Calibri"/>
+          <w:sz w:val="22"/>
+          <w:szCs w:val="22"/>
+        </w:rPr>
+        <w:t xml:space="preserve">Telefon </w:t>
+      </w:r>
+      <w:r>
+        <w:rPr>
+          <w:rFonts w:ascii="Calibri" w:cs="Calibri" w:eastAsia="Calibri" w:hAnsi="Calibri"/>
+          <w:sz w:val="22"/>
+          <w:szCs w:val="22"/>
           <w:highlight w:val="yellow"/>
           <w:highlightCs w:val="yellow"/>
         </w:rPr>
-        <w:t xml:space="preserve">[Hier Briefbogen und Briefkopf des Instituts einfügen — vom DAAD ausdrücklich verlangt]</w:t>
-      </w:r>
-    </w:p>
-    <w:p>
-      <w:pPr>
-        <w:spacing w:after="340"/>
-      </w:pPr>
+        <w:t xml:space="preserve">[Telefon]</w:t>
+      </w:r>
+    </w:p>
+    <w:p>
+      <w:pPr>
+        <w:spacing w:after="0"/>
+        <w:jc w:val="right"/>
+      </w:pPr>
+      <w:r>
+        <w:rPr>
+          <w:rFonts w:ascii="Calibri" w:cs="Calibri" w:eastAsia="Calibri" w:hAnsi="Calibri"/>
+          <w:sz w:val="22"/>
+          <w:szCs w:val="22"/>
+          <w:highlight w:val="yellow"/>
+          <w:highlightCs w:val="yellow"/>
+        </w:rPr>
+        <w:t xml:space="preserve">[E-Mail]</w:t>
+      </w:r>
+    </w:p>
+    <w:p>
+      <w:pPr>
+        <w:spacing w:after="300"/>
+        <w:jc w:val="right"/>
+      </w:pPr>
+      <w:r>
+        <w:rPr>
+          <w:rFonts w:ascii="Calibri" w:cs="Calibri" w:eastAsia="Calibri" w:hAnsi="Calibri"/>
+          <w:color w:val="444444"/>
+          <w:sz w:val="18"/>
+          <w:szCs w:val="18"/>
+        </w:rPr>
+        <w:t xml:space="preserve">www.dhbw-stuttgart.de</w:t>
+      </w:r>
     </w:p>
     <w:p>
       <w:pPr>
@@ -38,19 +158,265 @@
           <w:rFonts w:ascii="Calibri" w:cs="Calibri" w:eastAsia="Calibri" w:hAnsi="Calibri"/>
           <w:sz w:val="22"/>
           <w:szCs w:val="22"/>
+        </w:rPr>
+        <w:t xml:space="preserve">Stuttgart, </w:t>
+      </w:r>
+      <w:r>
+        <w:rPr>
+          <w:rFonts w:ascii="Calibri" w:cs="Calibri" w:eastAsia="Calibri" w:hAnsi="Calibri"/>
+          <w:sz w:val="22"/>
+          <w:szCs w:val="22"/>
           <w:highlight w:val="yellow"/>
           <w:highlightCs w:val="yellow"/>
         </w:rPr>
-        <w:t xml:space="preserve">[Ort]</w:t>
-      </w:r>
-      <w:r>
-        <w:rPr>
-          <w:rFonts w:ascii="Calibri" w:cs="Calibri" w:eastAsia="Calibri" w:hAnsi="Calibri"/>
-          <w:sz w:val="22"/>
-          <w:szCs w:val="22"/>
-        </w:rPr>
-        <w:t xml:space="preserve">, </w:t>
-      </w:r>
+        <w:t xml:space="preserve">[Datum]</w:t>
+      </w:r>
+    </w:p>
+    <w:p>
+      <w:pPr>
+        <w:spacing w:after="120"/>
+      </w:pPr>
+      <w:r>
+        <w:rPr>
+          <w:rFonts w:ascii="Calibri" w:cs="Calibri" w:eastAsia="Calibri" w:hAnsi="Calibri"/>
+          <w:b/>
+          <w:bCs/>
+          <w:sz w:val="22"/>
+          <w:szCs w:val="22"/>
+        </w:rPr>
+        <w:t xml:space="preserve">Empfehlungsschreiben für Herrn Tim Rösch</w:t>
+      </w:r>
+    </w:p>
+    <w:p>
+      <w:pPr>
+        <w:spacing w:after="300"/>
+      </w:pPr>
+      <w:r>
+        <w:rPr>
+          <w:rFonts w:ascii="Calibri" w:cs="Calibri" w:eastAsia="Calibri" w:hAnsi="Calibri"/>
+          <w:sz w:val="22"/>
+          <w:szCs w:val="22"/>
+        </w:rPr>
+        <w:t xml:space="preserve">Bewerbung um ein DAAD-Stipendium für ein Masterstudium im Ausland — MPhil in Industrial Systems, Manufacture and Management, Institute for Manufacturing, Department of Engineering, University of Cambridge, Förderbeginn Oktober 2027</w:t>
+      </w:r>
+    </w:p>
+    <w:p>
+      <w:pPr>
+        <w:spacing w:after="200" w:line="276"/>
+      </w:pPr>
+      <w:r>
+        <w:rPr>
+          <w:rFonts w:ascii="Calibri" w:cs="Calibri" w:eastAsia="Calibri" w:hAnsi="Calibri"/>
+          <w:sz w:val="22"/>
+          <w:szCs w:val="22"/>
+        </w:rPr>
+        <w:t xml:space="preserve">Sehr geehrte Damen und Herren,</w:t>
+      </w:r>
+    </w:p>
+    <w:p>
+      <w:pPr>
+        <w:spacing w:after="100" w:before="220"/>
+      </w:pPr>
+      <w:r>
+        <w:rPr>
+          <w:rFonts w:ascii="Calibri" w:cs="Calibri" w:eastAsia="Calibri" w:hAnsi="Calibri"/>
+          <w:b/>
+          <w:bCs/>
+          <w:sz w:val="22"/>
+          <w:szCs w:val="22"/>
+        </w:rPr>
+        <w:t xml:space="preserve">Kenntnisgrundlage und Vergleichsgruppe</w:t>
+      </w:r>
+    </w:p>
+    <w:p>
+      <w:pPr>
+        <w:spacing w:after="180" w:line="276"/>
+        <w:jc w:val="both"/>
+      </w:pPr>
+      <w:r>
+        <w:rPr>
+          <w:rFonts w:ascii="Calibri" w:cs="Calibri" w:eastAsia="Calibri" w:hAnsi="Calibri"/>
+          <w:sz w:val="22"/>
+          <w:szCs w:val="22"/>
+        </w:rPr>
+        <w:t xml:space="preserve">ich habe Herrn Tim Rösch im Modul „Geschäftsprozesse und deren Umsetzung“ (W3WI_106) im dritten Studienjahr des Studiengangs Wirtschaftsinformatik – International Management for Business &amp; IT an der Dualen Hochschule Baden-Württemberg Stuttgart unterrichtet und geprüft. Darüber hinaus habe ich mit ihm mehrfach fachliche Gespräche geführt, unter anderem über das hier zu beurteilende Studienvorhaben. Meine vergleichende Einschätzung auf dem Deckblatt bezieht sich auf die über tausend Studierenden, die ich seit 1995 in meiner Lehrtätigkeit unterrichtet habe.</w:t>
+      </w:r>
+    </w:p>
+    <w:p>
+      <w:pPr>
+        <w:spacing w:after="100" w:before="220"/>
+      </w:pPr>
+      <w:r>
+        <w:rPr>
+          <w:rFonts w:ascii="Calibri" w:cs="Calibri" w:eastAsia="Calibri" w:hAnsi="Calibri"/>
+          <w:b/>
+          <w:bCs/>
+          <w:sz w:val="22"/>
+          <w:szCs w:val="22"/>
+        </w:rPr>
+        <w:t xml:space="preserve">Akademische Qualifikation</w:t>
+      </w:r>
+    </w:p>
+    <w:p>
+      <w:pPr>
+        <w:spacing w:after="180" w:line="276"/>
+        <w:jc w:val="both"/>
+      </w:pPr>
+      <w:r>
+        <w:rPr>
+          <w:rFonts w:ascii="Calibri" w:cs="Calibri" w:eastAsia="Calibri" w:hAnsi="Calibri"/>
+          <w:sz w:val="22"/>
+          <w:szCs w:val="22"/>
+        </w:rPr>
+        <w:t xml:space="preserve">Herr Rösch schloss mein Modul mit der Note 1,0 ab. Sein Notendurchschnitt von 1,3 liegt im oberen Bereich seines Jahrgangs, und seine Leistungen haben sich über den gesamten Studienverlauf auf diesem Niveau gehalten.</w:t>
+      </w:r>
+    </w:p>
+    <w:p>
+      <w:pPr>
+        <w:spacing w:after="180" w:line="276"/>
+        <w:jc w:val="both"/>
+      </w:pPr>
+      <w:r>
+        <w:rPr>
+          <w:rFonts w:ascii="Calibri" w:cs="Calibri" w:eastAsia="Calibri" w:hAnsi="Calibri"/>
+          <w:sz w:val="22"/>
+          <w:szCs w:val="22"/>
+        </w:rPr>
+        <w:t xml:space="preserve">Das Modul behandelt die formale Modellierung von Leistungsprozessen mit Petri-Netzen, ereignisgesteuerten Prozessketten und BPMN, ferner Prozesscontrolling, Business Process Reengineering, Process Mining sowie Ansätze des Lean Managements. Herr Rösch beherrschte diese Methoden nicht allein in ihrer formalen Anwendung. Er konnte beurteilen, welches Verfahren in einer konkreten betrieblichen Situation trägt und welches an ihr vorbeigeht — eine Unterscheidung, die erfahrungsgemäß erst wenige Studierende dieses Studienjahrs sicher treffen.</w:t>
+      </w:r>
+    </w:p>
+    <w:p>
+      <w:pPr>
+        <w:spacing w:after="180" w:line="276"/>
+        <w:jc w:val="both"/>
+      </w:pPr>
+      <w:r>
+        <w:rPr>
+          <w:rFonts w:ascii="Calibri" w:cs="Calibri" w:eastAsia="Calibri" w:hAnsi="Calibri"/>
+          <w:sz w:val="22"/>
+          <w:szCs w:val="22"/>
+        </w:rPr>
+        <w:t xml:space="preserve">Zur Einordnung sei angemerkt, dass ein Studium an der Dualen Hochschule praxisintegriert verläuft: Theoriephasen an der Hochschule wechseln sich mit Vollzeitphasen im Partnerunternehmen ab. Die genannten Leistungen sind unter dieser Doppelbelastung entstanden.</w:t>
+      </w:r>
+    </w:p>
+    <w:p>
+      <w:pPr>
+        <w:spacing w:after="180" w:line="276"/>
+        <w:jc w:val="both"/>
+      </w:pPr>
+      <w:r>
+        <w:rPr>
+          <w:rFonts w:ascii="Calibri" w:cs="Calibri" w:eastAsia="Calibri" w:hAnsi="Calibri"/>
+          <w:sz w:val="22"/>
+          <w:szCs w:val="22"/>
+        </w:rPr>
+        <w:t xml:space="preserve">Der Gegenstand der Bachelorarbeit von Herrn Rösch — ein KI-gestütztes Prüftool für Due-Diligence-Berichte — ist mir inhaltlich bekannt; betreut habe ich die Arbeit nicht. Sie wurde nach den vorliegenden Unterlagen mit 1,0 bewertet. Die englische Arbeitssprache halte ich für kein Hindernis: Mein Modul wird teilweise englischsprachig durchgeführt, und Herr Rösch hat darin ohne erkennbare Einschränkung gearbeitet.</w:t>
+      </w:r>
+    </w:p>
+    <w:p>
+      <w:pPr>
+        <w:spacing w:after="100" w:before="220"/>
+      </w:pPr>
+      <w:r>
+        <w:rPr>
+          <w:rFonts w:ascii="Calibri" w:cs="Calibri" w:eastAsia="Calibri" w:hAnsi="Calibri"/>
+          <w:b/>
+          <w:bCs/>
+          <w:sz w:val="22"/>
+          <w:szCs w:val="22"/>
+        </w:rPr>
+        <w:t xml:space="preserve">Qualität des Vorhabens</w:t>
+      </w:r>
+    </w:p>
+    <w:p>
+      <w:pPr>
+        <w:spacing w:after="180" w:line="276"/>
+        <w:jc w:val="both"/>
+      </w:pPr>
+      <w:r>
+        <w:rPr>
+          <w:rFonts w:ascii="Calibri" w:cs="Calibri" w:eastAsia="Calibri" w:hAnsi="Calibri"/>
+          <w:sz w:val="22"/>
+          <w:szCs w:val="22"/>
+        </w:rPr>
+        <w:t xml:space="preserve">Der vorgelegte Studienplan ist fachlich tragfähig und in der vorgesehenen Zeit umsetzbar. Bemerkenswert erscheint mir vor allem seine Einbettung in den bisherigen Werdegang. Was Herr Rösch bislang gelernt hat, betrifft die Modellierung und Verbesserung von Geschäftsprozessen, also die Informationsebene betrieblicher Abläufe. Der MPhil in Industrial Systems, Manufacture and Management ergänzt diese Ausbildung um die physische Fertigungsebene: um Fertigungsverfahren, Anlagen und Werksabläufe. Das ist kein Fachwechsel, sondern die konsequente Erweiterung einer Perspektive, die ohne diese zweite Ebene unvollständig bleibt. Sein Studienplan benennt diese Lücke und adressiert sie gezielt.</w:t>
+      </w:r>
+    </w:p>
+    <w:p>
+      <w:pPr>
+        <w:spacing w:after="100" w:before="220"/>
+      </w:pPr>
+      <w:r>
+        <w:rPr>
+          <w:rFonts w:ascii="Calibri" w:cs="Calibri" w:eastAsia="Calibri" w:hAnsi="Calibri"/>
+          <w:b/>
+          <w:bCs/>
+          <w:sz w:val="22"/>
+          <w:szCs w:val="22"/>
+        </w:rPr>
+        <w:t xml:space="preserve">Potenzial</w:t>
+      </w:r>
+    </w:p>
+    <w:p>
+      <w:pPr>
+        <w:spacing w:after="180" w:line="276"/>
+        <w:jc w:val="both"/>
+      </w:pPr>
+      <w:r>
+        <w:rPr>
+          <w:rFonts w:ascii="Calibri" w:cs="Calibri" w:eastAsia="Calibri" w:hAnsi="Calibri"/>
+          <w:sz w:val="22"/>
+          <w:szCs w:val="22"/>
+        </w:rPr>
+        <w:t xml:space="preserve">Die Gründe für das Vorhaben halte ich für tragfähig. Herr Rösch hat sie mir gegenüber mehrfach und in zunehmender fachlicher Schärfe dargelegt; es handelt sich erkennbar nicht um eine kurzfristige Entscheidung für einen renommierten Studienort. Nach diesem Studium wird er beurteilen können, wie sich Prozessgestaltung und Datenanalyse unter den Bedingungen realer Produktion verhalten — eine Verbindung, die in beiden Herkunftsdisziplinen selten ausgebildet wird. Das in der Bewerbung dokumentierte ehrenamtliche Engagement lief neben dem Studium, ohne dass die fachliche Leistung in meinem Modul darunter gelitten hätte; das spricht für seine Fähigkeit, Verantwortung und Arbeitspensum miteinander zu vereinbaren.</w:t>
+      </w:r>
+    </w:p>
+    <w:p>
+      <w:pPr>
+        <w:spacing w:after="100" w:before="220"/>
+      </w:pPr>
+      <w:r>
+        <w:rPr>
+          <w:rFonts w:ascii="Calibri" w:cs="Calibri" w:eastAsia="Calibri" w:hAnsi="Calibri"/>
+          <w:b/>
+          <w:bCs/>
+          <w:sz w:val="22"/>
+          <w:szCs w:val="22"/>
+        </w:rPr>
+        <w:t xml:space="preserve">Befürwortung</w:t>
+      </w:r>
+    </w:p>
+    <w:p>
+      <w:pPr>
+        <w:spacing w:after="180" w:line="276"/>
+        <w:jc w:val="both"/>
+      </w:pPr>
+      <w:r>
+        <w:rPr>
+          <w:rFonts w:ascii="Calibri" w:cs="Calibri" w:eastAsia="Calibri" w:hAnsi="Calibri"/>
+          <w:sz w:val="22"/>
+          <w:szCs w:val="22"/>
+        </w:rPr>
+        <w:t xml:space="preserve">Ich befürworte die Förderung von Herrn Rösch durch den DAAD ohne Einschränkung und stehe für Rückfragen gern zur Verfügung.</w:t>
+      </w:r>
+    </w:p>
+    <w:p>
+      <w:pPr>
+        <w:spacing w:after="420" w:before="120"/>
+      </w:pPr>
+      <w:r>
+        <w:rPr>
+          <w:rFonts w:ascii="Calibri" w:cs="Calibri" w:eastAsia="Calibri" w:hAnsi="Calibri"/>
+          <w:sz w:val="22"/>
+          <w:szCs w:val="22"/>
+        </w:rPr>
+        <w:t xml:space="preserve">Mit freundlichen Grüßen</w:t>
+      </w:r>
+    </w:p>
+    <w:p>
+      <w:pPr>
+        <w:spacing w:after="60"/>
+      </w:pPr>
       <w:r>
         <w:rPr>
           <w:rFonts w:ascii="Calibri" w:cs="Calibri" w:eastAsia="Calibri" w:hAnsi="Calibri"/>
@@ -59,78 +425,13 @@
           <w:highlight w:val="yellow"/>
           <w:highlightCs w:val="yellow"/>
         </w:rPr>
-        <w:t xml:space="preserve">[Datum]</w:t>
-      </w:r>
-    </w:p>
-    <w:p>
-      <w:pPr>
-        <w:spacing w:after="120"/>
-      </w:pPr>
-      <w:r>
-        <w:rPr>
-          <w:rFonts w:ascii="Calibri" w:cs="Calibri" w:eastAsia="Calibri" w:hAnsi="Calibri"/>
-          <w:b/>
-          <w:bCs/>
-          <w:sz w:val="22"/>
-          <w:szCs w:val="22"/>
-        </w:rPr>
-        <w:t xml:space="preserve">Empfehlungsschreiben für Herrn Tim Rösch</w:t>
-      </w:r>
-    </w:p>
-    <w:p>
-      <w:pPr>
-        <w:spacing w:after="300"/>
-      </w:pPr>
-      <w:r>
-        <w:rPr>
-          <w:rFonts w:ascii="Calibri" w:cs="Calibri" w:eastAsia="Calibri" w:hAnsi="Calibri"/>
-          <w:sz w:val="22"/>
-          <w:szCs w:val="22"/>
-        </w:rPr>
-        <w:t xml:space="preserve">Bewerbung um ein DAAD-Stipendium für ein Masterstudium im Ausland — MPhil in Industrial Systems, Manufacture and Management, Institute for Manufacturing, Department of Engineering, University of Cambridge, Förderbeginn Oktober 2027</w:t>
-      </w:r>
-    </w:p>
-    <w:p>
-      <w:pPr>
-        <w:spacing w:after="200" w:line="276"/>
-      </w:pPr>
-      <w:r>
-        <w:rPr>
-          <w:rFonts w:ascii="Calibri" w:cs="Calibri" w:eastAsia="Calibri" w:hAnsi="Calibri"/>
-          <w:sz w:val="22"/>
-          <w:szCs w:val="22"/>
-        </w:rPr>
-        <w:t xml:space="preserve">Sehr geehrte Damen und Herren,</w:t>
-      </w:r>
-    </w:p>
-    <w:p>
-      <w:pPr>
-        <w:spacing w:after="100" w:before="220"/>
-      </w:pPr>
-      <w:r>
-        <w:rPr>
-          <w:rFonts w:ascii="Calibri" w:cs="Calibri" w:eastAsia="Calibri" w:hAnsi="Calibri"/>
-          <w:b/>
-          <w:bCs/>
-          <w:sz w:val="22"/>
-          <w:szCs w:val="22"/>
-        </w:rPr>
-        <w:t xml:space="preserve">Kenntnisgrundlage und Vergleichsgruppe</w:t>
-      </w:r>
-    </w:p>
-    <w:p>
-      <w:pPr>
-        <w:spacing w:after="180" w:line="276"/>
-        <w:jc w:val="both"/>
-      </w:pPr>
-      <w:r>
-        <w:rPr>
-          <w:rFonts w:ascii="Calibri" w:cs="Calibri" w:eastAsia="Calibri" w:hAnsi="Calibri"/>
-          <w:sz w:val="22"/>
-          <w:szCs w:val="22"/>
-        </w:rPr>
-        <w:t xml:space="preserve">ich habe Herrn Tim Rösch im Modul „Geschäftsprozesse und deren Umsetzung“ (W3WI_106) im dritten Studienjahr des Studiengangs Wirtschaftsinformatik – International Management for Business &amp; IT an der Dualen Hochschule Baden-Württemberg Stuttgart unterrichtet und geprüft. Darüber hinaus habe ich mit ihm mehrfach fachliche Gespräche geführt, unter anderem über das hier zu beurteilende Studienvorhaben. Meine vergleichende Einschätzung auf dem Deckblatt bezieht sich auf die über tausend Studierenden, die ich in </w:t>
-      </w:r>
+        <w:t xml:space="preserve">[Unterschrift — handschriftlich oder elektronisch]</w:t>
+      </w:r>
+    </w:p>
+    <w:p>
+      <w:pPr>
+        <w:spacing w:after="0"/>
+      </w:pPr>
       <w:r>
         <w:rPr>
           <w:rFonts w:ascii="Calibri" w:cs="Calibri" w:eastAsia="Calibri" w:hAnsi="Calibri"/>
@@ -139,45 +440,21 @@
           <w:highlight w:val="yellow"/>
           <w:highlightCs w:val="yellow"/>
         </w:rPr>
-        <w:t xml:space="preserve">[Anzahl]</w:t>
-      </w:r>
-      <w:r>
-        <w:rPr>
-          <w:rFonts w:ascii="Calibri" w:cs="Calibri" w:eastAsia="Calibri" w:hAnsi="Calibri"/>
-          <w:sz w:val="22"/>
-          <w:szCs w:val="22"/>
-        </w:rPr>
-        <w:t xml:space="preserve"> Jahren Lehrtätigkeit unterrichtet habe.</w:t>
-      </w:r>
-    </w:p>
-    <w:p>
-      <w:pPr>
-        <w:spacing w:after="100" w:before="220"/>
-      </w:pPr>
-      <w:r>
-        <w:rPr>
-          <w:rFonts w:ascii="Calibri" w:cs="Calibri" w:eastAsia="Calibri" w:hAnsi="Calibri"/>
-          <w:b/>
-          <w:bCs/>
-          <w:sz w:val="22"/>
-          <w:szCs w:val="22"/>
-        </w:rPr>
-        <w:t xml:space="preserve">Akademische Qualifikation</w:t>
-      </w:r>
-    </w:p>
-    <w:p>
-      <w:pPr>
-        <w:spacing w:after="180" w:line="276"/>
-        <w:jc w:val="both"/>
-      </w:pPr>
-      <w:r>
-        <w:rPr>
-          <w:rFonts w:ascii="Calibri" w:cs="Calibri" w:eastAsia="Calibri" w:hAnsi="Calibri"/>
-          <w:sz w:val="22"/>
-          <w:szCs w:val="22"/>
-        </w:rPr>
-        <w:t xml:space="preserve">Herr Rösch schloss mein Modul mit der Note </w:t>
-      </w:r>
+        <w:t xml:space="preserve">[Titel]</w:t>
+      </w:r>
+      <w:r>
+        <w:rPr>
+          <w:rFonts w:ascii="Calibri" w:cs="Calibri" w:eastAsia="Calibri" w:hAnsi="Calibri"/>
+          <w:sz w:val="22"/>
+          <w:szCs w:val="22"/>
+        </w:rPr>
+        <w:t xml:space="preserve"> Freidinger</w:t>
+      </w:r>
+    </w:p>
+    <w:p>
+      <w:pPr>
+        <w:spacing w:after="0"/>
+      </w:pPr>
       <w:r>
         <w:rPr>
           <w:rFonts w:ascii="Calibri" w:cs="Calibri" w:eastAsia="Calibri" w:hAnsi="Calibri"/>
@@ -186,209 +463,6 @@
           <w:highlight w:val="yellow"/>
           <w:highlightCs w:val="yellow"/>
         </w:rPr>
-        <w:t xml:space="preserve">[Note]</w:t>
-      </w:r>
-      <w:r>
-        <w:rPr>
-          <w:rFonts w:ascii="Calibri" w:cs="Calibri" w:eastAsia="Calibri" w:hAnsi="Calibri"/>
-          <w:sz w:val="22"/>
-          <w:szCs w:val="22"/>
-        </w:rPr>
-        <w:t xml:space="preserve"> ab. Sein Notendurchschnitt von 1,3 liegt im oberen Bereich seines Jahrgangs, und seine Leistungen haben sich über den gesamten Studienverlauf auf diesem Niveau gehalten.</w:t>
-      </w:r>
-    </w:p>
-    <w:p>
-      <w:pPr>
-        <w:spacing w:after="180" w:line="276"/>
-        <w:jc w:val="both"/>
-      </w:pPr>
-      <w:r>
-        <w:rPr>
-          <w:rFonts w:ascii="Calibri" w:cs="Calibri" w:eastAsia="Calibri" w:hAnsi="Calibri"/>
-          <w:sz w:val="22"/>
-          <w:szCs w:val="22"/>
-        </w:rPr>
-        <w:t xml:space="preserve">Das Modul behandelt die formale Modellierung von Leistungsprozessen mit Petri-Netzen, ereignisgesteuerten Prozessketten und BPMN, ferner Prozesscontrolling, Business Process Reengineering, Process Mining sowie Ansätze des Lean Managements. Herr Rösch beherrschte diese Methoden nicht allein in ihrer formalen Anwendung. Er konnte beurteilen, welches Verfahren in einer konkreten betrieblichen Situation trägt und welches an ihr vorbeigeht — eine Unterscheidung, die erfahrungsgemäß erst wenige Studierende dieses Studienjahrs sicher treffen.</w:t>
-      </w:r>
-    </w:p>
-    <w:p>
-      <w:pPr>
-        <w:spacing w:after="180" w:line="276"/>
-        <w:jc w:val="both"/>
-      </w:pPr>
-      <w:r>
-        <w:rPr>
-          <w:rFonts w:ascii="Calibri" w:cs="Calibri" w:eastAsia="Calibri" w:hAnsi="Calibri"/>
-          <w:sz w:val="22"/>
-          <w:szCs w:val="22"/>
-        </w:rPr>
-        <w:t xml:space="preserve">Zur Einordnung sei angemerkt, dass ein Studium an der Dualen Hochschule praxisintegriert verläuft: Theoriephasen an der Hochschule wechseln sich mit Vollzeitphasen im Partnerunternehmen ab. Die genannten Leistungen sind unter dieser Doppelbelastung entstanden.</w:t>
-      </w:r>
-    </w:p>
-    <w:p>
-      <w:pPr>
-        <w:spacing w:after="180" w:line="276"/>
-        <w:jc w:val="both"/>
-      </w:pPr>
-      <w:r>
-        <w:rPr>
-          <w:rFonts w:ascii="Calibri" w:cs="Calibri" w:eastAsia="Calibri" w:hAnsi="Calibri"/>
-          <w:sz w:val="22"/>
-          <w:szCs w:val="22"/>
-        </w:rPr>
-        <w:t xml:space="preserve">Der Gegenstand der Bachelorarbeit von Herrn Rösch — ein KI-gestütztes Prüftool für Due-Diligence-Berichte — ist mir inhaltlich bekannt; betreut habe ich die Arbeit nicht. Sie wurde nach den vorliegenden Unterlagen mit 1,0 bewertet. Die englische Arbeitssprache halte ich für kein Hindernis: Mein Modul wird teilweise englischsprachig durchgeführt, und Herr Rösch hat darin ohne erkennbare Einschränkung gearbeitet.</w:t>
-      </w:r>
-    </w:p>
-    <w:p>
-      <w:pPr>
-        <w:spacing w:after="100" w:before="220"/>
-      </w:pPr>
-      <w:r>
-        <w:rPr>
-          <w:rFonts w:ascii="Calibri" w:cs="Calibri" w:eastAsia="Calibri" w:hAnsi="Calibri"/>
-          <w:b/>
-          <w:bCs/>
-          <w:sz w:val="22"/>
-          <w:szCs w:val="22"/>
-        </w:rPr>
-        <w:t xml:space="preserve">Qualität des Vorhabens</w:t>
-      </w:r>
-    </w:p>
-    <w:p>
-      <w:pPr>
-        <w:spacing w:after="180" w:line="276"/>
-        <w:jc w:val="both"/>
-      </w:pPr>
-      <w:r>
-        <w:rPr>
-          <w:rFonts w:ascii="Calibri" w:cs="Calibri" w:eastAsia="Calibri" w:hAnsi="Calibri"/>
-          <w:sz w:val="22"/>
-          <w:szCs w:val="22"/>
-        </w:rPr>
-        <w:t xml:space="preserve">Der vorgelegte Studienplan ist fachlich tragfähig und in der vorgesehenen Zeit umsetzbar. Bemerkenswert erscheint mir vor allem seine Einbettung in den bisherigen Werdegang. Was Herr Rösch bislang gelernt hat, betrifft die Modellierung und Verbesserung von Geschäftsprozessen, also die Informationsebene betrieblicher Abläufe. Der MPhil in Industrial Systems, Manufacture and Management ergänzt diese Ausbildung um die physische Fertigungsebene: um Fertigungsverfahren, Anlagen und Werksabläufe. Das ist kein Fachwechsel, sondern die konsequente Erweiterung einer Perspektive, die ohne diese zweite Ebene unvollständig bleibt. Sein Studienplan benennt diese Lücke und adressiert sie gezielt.</w:t>
-      </w:r>
-    </w:p>
-    <w:p>
-      <w:pPr>
-        <w:spacing w:after="100" w:before="220"/>
-      </w:pPr>
-      <w:r>
-        <w:rPr>
-          <w:rFonts w:ascii="Calibri" w:cs="Calibri" w:eastAsia="Calibri" w:hAnsi="Calibri"/>
-          <w:b/>
-          <w:bCs/>
-          <w:sz w:val="22"/>
-          <w:szCs w:val="22"/>
-        </w:rPr>
-        <w:t xml:space="preserve">Potenzial</w:t>
-      </w:r>
-    </w:p>
-    <w:p>
-      <w:pPr>
-        <w:spacing w:after="180" w:line="276"/>
-        <w:jc w:val="both"/>
-      </w:pPr>
-      <w:r>
-        <w:rPr>
-          <w:rFonts w:ascii="Calibri" w:cs="Calibri" w:eastAsia="Calibri" w:hAnsi="Calibri"/>
-          <w:sz w:val="22"/>
-          <w:szCs w:val="22"/>
-        </w:rPr>
-        <w:t xml:space="preserve">Die Gründe für das Vorhaben halte ich für tragfähig. Herr Rösch hat sie mir gegenüber mehrfach und in zunehmender fachlicher Schärfe dargelegt; es handelt sich erkennbar nicht um eine kurzfristige Entscheidung für einen renommierten Studienort. Nach diesem Studium wird er beurteilen können, wie sich Prozessgestaltung und Datenanalyse unter den Bedingungen realer Produktion verhalten — eine Verbindung, die in beiden Herkunftsdisziplinen selten ausgebildet wird. Das in der Bewerbung dokumentierte ehrenamtliche Engagement lief neben dem Studium, ohne dass die fachliche Leistung in meinem Modul darunter gelitten hätte; das spricht für seine Fähigkeit, Verantwortung und Arbeitspensum miteinander zu vereinbaren.</w:t>
-      </w:r>
-    </w:p>
-    <w:p>
-      <w:pPr>
-        <w:spacing w:after="100" w:before="220"/>
-      </w:pPr>
-      <w:r>
-        <w:rPr>
-          <w:rFonts w:ascii="Calibri" w:cs="Calibri" w:eastAsia="Calibri" w:hAnsi="Calibri"/>
-          <w:b/>
-          <w:bCs/>
-          <w:sz w:val="22"/>
-          <w:szCs w:val="22"/>
-        </w:rPr>
-        <w:t xml:space="preserve">Befürwortung</w:t>
-      </w:r>
-    </w:p>
-    <w:p>
-      <w:pPr>
-        <w:spacing w:after="180" w:line="276"/>
-        <w:jc w:val="both"/>
-      </w:pPr>
-      <w:r>
-        <w:rPr>
-          <w:rFonts w:ascii="Calibri" w:cs="Calibri" w:eastAsia="Calibri" w:hAnsi="Calibri"/>
-          <w:sz w:val="22"/>
-          <w:szCs w:val="22"/>
-        </w:rPr>
-        <w:t xml:space="preserve">Ich befürworte die Förderung von Herrn Rösch durch den DAAD ohne Einschränkung und stehe für Rückfragen gern zur Verfügung.</w:t>
-      </w:r>
-    </w:p>
-    <w:p>
-      <w:pPr>
-        <w:spacing w:after="420" w:before="120"/>
-      </w:pPr>
-      <w:r>
-        <w:rPr>
-          <w:rFonts w:ascii="Calibri" w:cs="Calibri" w:eastAsia="Calibri" w:hAnsi="Calibri"/>
-          <w:sz w:val="22"/>
-          <w:szCs w:val="22"/>
-        </w:rPr>
-        <w:t xml:space="preserve">Mit freundlichen Grüßen</w:t>
-      </w:r>
-    </w:p>
-    <w:p>
-      <w:pPr>
-        <w:spacing w:after="60"/>
-      </w:pPr>
-      <w:r>
-        <w:rPr>
-          <w:rFonts w:ascii="Calibri" w:cs="Calibri" w:eastAsia="Calibri" w:hAnsi="Calibri"/>
-          <w:sz w:val="22"/>
-          <w:szCs w:val="22"/>
-          <w:highlight w:val="yellow"/>
-          <w:highlightCs w:val="yellow"/>
-        </w:rPr>
-        <w:t xml:space="preserve">[Unterschrift — handschriftlich oder elektronisch]</w:t>
-      </w:r>
-    </w:p>
-    <w:p>
-      <w:pPr>
-        <w:spacing w:after="0"/>
-      </w:pPr>
-      <w:r>
-        <w:rPr>
-          <w:rFonts w:ascii="Calibri" w:cs="Calibri" w:eastAsia="Calibri" w:hAnsi="Calibri"/>
-          <w:sz w:val="22"/>
-          <w:szCs w:val="22"/>
-          <w:highlight w:val="yellow"/>
-          <w:highlightCs w:val="yellow"/>
-        </w:rPr>
-        <w:t xml:space="preserve">[Titel]</w:t>
-      </w:r>
-      <w:r>
-        <w:rPr>
-          <w:rFonts w:ascii="Calibri" w:cs="Calibri" w:eastAsia="Calibri" w:hAnsi="Calibri"/>
-          <w:sz w:val="22"/>
-          <w:szCs w:val="22"/>
-        </w:rPr>
-        <w:t xml:space="preserve"> Freidinger</w:t>
-      </w:r>
-    </w:p>
-    <w:p>
-      <w:pPr>
-        <w:spacing w:after="0"/>
-      </w:pPr>
-      <w:r>
-        <w:rPr>
-          <w:rFonts w:ascii="Calibri" w:cs="Calibri" w:eastAsia="Calibri" w:hAnsi="Calibri"/>
-          <w:sz w:val="22"/>
-          <w:szCs w:val="22"/>
-          <w:highlight w:val="yellow"/>
-          <w:highlightCs w:val="yellow"/>
-        </w:rPr>
         <w:t xml:space="preserve">[Position]</w:t>
       </w:r>
       <w:r>
@@ -397,7 +471,7 @@
           <w:sz w:val="22"/>
           <w:szCs w:val="22"/>
         </w:rPr>
-        <w:t xml:space="preserve">, Duale Hochschule Baden-Württemberg Stuttgart</w:t>
+        <w:t xml:space="preserve">, DHBW Stuttgart</w:t>
       </w:r>
     </w:p>
     <w:sectPr>

--- a/DAAD_Bewerbung/05_Gutachten/Empfehlungsschreiben_Freidinger_Entwurf.docx
+++ b/DAAD_Bewerbung/05_Gutachten/Empfehlungsschreiben_Freidinger_Entwurf.docx
@@ -147,6 +147,438 @@
         </w:rPr>
         <w:t xml:space="preserve">www.dhbw-stuttgart.de</w:t>
       </w:r>
+    </w:p>
+    <w:tbl>
+      <w:tblPr>
+        <w:tblW w:type="dxa" w:w="9020"/>
+        <w:tblBorders>
+          <w:top w:val="single" w:color="auto" w:sz="4"/>
+          <w:left w:val="single" w:color="auto" w:sz="4"/>
+          <w:bottom w:val="single" w:color="auto" w:sz="4"/>
+          <w:right w:val="single" w:color="auto" w:sz="4"/>
+          <w:insideH w:val="single" w:color="auto" w:sz="4"/>
+          <w:insideV w:val="single" w:color="auto" w:sz="4"/>
+        </w:tblBorders>
+      </w:tblPr>
+      <w:tblGrid>
+        <w:gridCol w:w="2700"/>
+        <w:gridCol w:w="6320"/>
+      </w:tblGrid>
+      <w:tr>
+        <w:tc>
+          <w:tcPr>
+            <w:tcW w:type="dxa" w:w="2700"/>
+            <w:tcBorders>
+              <w:top w:val="single" w:color="BFBFBF" w:sz="2"/>
+              <w:left w:val="single" w:color="BFBFBF" w:sz="2"/>
+              <w:bottom w:val="single" w:color="BFBFBF" w:sz="2"/>
+              <w:right w:val="single" w:color="BFBFBF" w:sz="2"/>
+            </w:tcBorders>
+            <w:shd w:fill="F2F2F2" w:val="clear"/>
+            <w:tcMar>
+              <w:top w:type="dxa" w:w="60"/>
+              <w:left w:type="dxa" w:w="110"/>
+              <w:bottom w:type="dxa" w:w="60"/>
+              <w:right w:type="dxa" w:w="110"/>
+            </w:tcMar>
+          </w:tcPr>
+          <w:p>
+            <w:pPr>
+              <w:spacing w:after="0"/>
+            </w:pPr>
+            <w:r>
+              <w:rPr>
+                <w:rFonts w:ascii="Calibri" w:cs="Calibri" w:eastAsia="Calibri" w:hAnsi="Calibri"/>
+                <w:sz w:val="22"/>
+                <w:szCs w:val="22"/>
+              </w:rPr>
+              <w:t xml:space="preserve">Name des Bewerbers</w:t>
+            </w:r>
+          </w:p>
+        </w:tc>
+        <w:tc>
+          <w:tcPr>
+            <w:tcW w:type="dxa" w:w="6320"/>
+            <w:tcBorders>
+              <w:top w:val="single" w:color="BFBFBF" w:sz="2"/>
+              <w:left w:val="single" w:color="BFBFBF" w:sz="2"/>
+              <w:bottom w:val="single" w:color="BFBFBF" w:sz="2"/>
+              <w:right w:val="single" w:color="BFBFBF" w:sz="2"/>
+            </w:tcBorders>
+            <w:tcMar>
+              <w:top w:type="dxa" w:w="60"/>
+              <w:left w:type="dxa" w:w="110"/>
+              <w:bottom w:type="dxa" w:w="60"/>
+              <w:right w:type="dxa" w:w="110"/>
+            </w:tcMar>
+          </w:tcPr>
+          <w:p>
+            <w:pPr>
+              <w:spacing w:after="0"/>
+            </w:pPr>
+            <w:r>
+              <w:rPr>
+                <w:rFonts w:ascii="Calibri" w:cs="Calibri" w:eastAsia="Calibri" w:hAnsi="Calibri"/>
+                <w:sz w:val="22"/>
+                <w:szCs w:val="22"/>
+              </w:rPr>
+              <w:t xml:space="preserve">Tim Rösch</w:t>
+            </w:r>
+          </w:p>
+        </w:tc>
+      </w:tr>
+      <w:tr>
+        <w:tc>
+          <w:tcPr>
+            <w:tcW w:type="dxa" w:w="2700"/>
+            <w:tcBorders>
+              <w:top w:val="single" w:color="BFBFBF" w:sz="2"/>
+              <w:left w:val="single" w:color="BFBFBF" w:sz="2"/>
+              <w:bottom w:val="single" w:color="BFBFBF" w:sz="2"/>
+              <w:right w:val="single" w:color="BFBFBF" w:sz="2"/>
+            </w:tcBorders>
+            <w:shd w:fill="F2F2F2" w:val="clear"/>
+            <w:tcMar>
+              <w:top w:type="dxa" w:w="60"/>
+              <w:left w:type="dxa" w:w="110"/>
+              <w:bottom w:type="dxa" w:w="60"/>
+              <w:right w:type="dxa" w:w="110"/>
+            </w:tcMar>
+          </w:tcPr>
+          <w:p>
+            <w:pPr>
+              <w:spacing w:after="0"/>
+            </w:pPr>
+            <w:r>
+              <w:rPr>
+                <w:rFonts w:ascii="Calibri" w:cs="Calibri" w:eastAsia="Calibri" w:hAnsi="Calibri"/>
+                <w:sz w:val="22"/>
+                <w:szCs w:val="22"/>
+              </w:rPr>
+              <w:t xml:space="preserve">Kontaktdaten</w:t>
+            </w:r>
+          </w:p>
+        </w:tc>
+        <w:tc>
+          <w:tcPr>
+            <w:tcW w:type="dxa" w:w="6320"/>
+            <w:tcBorders>
+              <w:top w:val="single" w:color="BFBFBF" w:sz="2"/>
+              <w:left w:val="single" w:color="BFBFBF" w:sz="2"/>
+              <w:bottom w:val="single" w:color="BFBFBF" w:sz="2"/>
+              <w:right w:val="single" w:color="BFBFBF" w:sz="2"/>
+            </w:tcBorders>
+            <w:tcMar>
+              <w:top w:type="dxa" w:w="60"/>
+              <w:left w:type="dxa" w:w="110"/>
+              <w:bottom w:type="dxa" w:w="60"/>
+              <w:right w:type="dxa" w:w="110"/>
+            </w:tcMar>
+          </w:tcPr>
+          <w:p>
+            <w:pPr>
+              <w:spacing w:after="0"/>
+            </w:pPr>
+            <w:r>
+              <w:rPr>
+                <w:rFonts w:ascii="Calibri" w:cs="Calibri" w:eastAsia="Calibri" w:hAnsi="Calibri"/>
+                <w:sz w:val="22"/>
+                <w:szCs w:val="22"/>
+              </w:rPr>
+              <w:t xml:space="preserve">tim.roeschkh@gmail.com · +49 176 47299077</w:t>
+            </w:r>
+          </w:p>
+        </w:tc>
+      </w:tr>
+      <w:tr>
+        <w:tc>
+          <w:tcPr>
+            <w:tcW w:type="dxa" w:w="2700"/>
+            <w:tcBorders>
+              <w:top w:val="single" w:color="BFBFBF" w:sz="2"/>
+              <w:left w:val="single" w:color="BFBFBF" w:sz="2"/>
+              <w:bottom w:val="single" w:color="BFBFBF" w:sz="2"/>
+              <w:right w:val="single" w:color="BFBFBF" w:sz="2"/>
+            </w:tcBorders>
+            <w:shd w:fill="F2F2F2" w:val="clear"/>
+            <w:tcMar>
+              <w:top w:type="dxa" w:w="60"/>
+              <w:left w:type="dxa" w:w="110"/>
+              <w:bottom w:type="dxa" w:w="60"/>
+              <w:right w:type="dxa" w:w="110"/>
+            </w:tcMar>
+          </w:tcPr>
+          <w:p>
+            <w:pPr>
+              <w:spacing w:after="0"/>
+            </w:pPr>
+            <w:r>
+              <w:rPr>
+                <w:rFonts w:ascii="Calibri" w:cs="Calibri" w:eastAsia="Calibri" w:hAnsi="Calibri"/>
+                <w:sz w:val="22"/>
+                <w:szCs w:val="22"/>
+              </w:rPr>
+              <w:t xml:space="preserve">Akademischer Grad</w:t>
+            </w:r>
+          </w:p>
+        </w:tc>
+        <w:tc>
+          <w:tcPr>
+            <w:tcW w:type="dxa" w:w="6320"/>
+            <w:tcBorders>
+              <w:top w:val="single" w:color="BFBFBF" w:sz="2"/>
+              <w:left w:val="single" w:color="BFBFBF" w:sz="2"/>
+              <w:bottom w:val="single" w:color="BFBFBF" w:sz="2"/>
+              <w:right w:val="single" w:color="BFBFBF" w:sz="2"/>
+            </w:tcBorders>
+            <w:tcMar>
+              <w:top w:type="dxa" w:w="60"/>
+              <w:left w:type="dxa" w:w="110"/>
+              <w:bottom w:type="dxa" w:w="60"/>
+              <w:right w:type="dxa" w:w="110"/>
+            </w:tcMar>
+          </w:tcPr>
+          <w:p>
+            <w:pPr>
+              <w:spacing w:after="0"/>
+            </w:pPr>
+            <w:r>
+              <w:rPr>
+                <w:rFonts w:ascii="Calibri" w:cs="Calibri" w:eastAsia="Calibri" w:hAnsi="Calibri"/>
+                <w:sz w:val="22"/>
+                <w:szCs w:val="22"/>
+              </w:rPr>
+              <w:t xml:space="preserve">Bachelor of Science — Wirtschaftsinformatik (International Management for Business &amp; IT), DHBW Stuttgart</w:t>
+            </w:r>
+          </w:p>
+        </w:tc>
+      </w:tr>
+      <w:tr>
+        <w:tc>
+          <w:tcPr>
+            <w:tcW w:type="dxa" w:w="2700"/>
+            <w:tcBorders>
+              <w:top w:val="single" w:color="BFBFBF" w:sz="2"/>
+              <w:left w:val="single" w:color="BFBFBF" w:sz="2"/>
+              <w:bottom w:val="single" w:color="BFBFBF" w:sz="2"/>
+              <w:right w:val="single" w:color="BFBFBF" w:sz="2"/>
+            </w:tcBorders>
+            <w:shd w:fill="F2F2F2" w:val="clear"/>
+            <w:tcMar>
+              <w:top w:type="dxa" w:w="60"/>
+              <w:left w:type="dxa" w:w="110"/>
+              <w:bottom w:type="dxa" w:w="60"/>
+              <w:right w:type="dxa" w:w="110"/>
+            </w:tcMar>
+          </w:tcPr>
+          <w:p>
+            <w:pPr>
+              <w:spacing w:after="0"/>
+            </w:pPr>
+            <w:r>
+              <w:rPr>
+                <w:rFonts w:ascii="Calibri" w:cs="Calibri" w:eastAsia="Calibri" w:hAnsi="Calibri"/>
+                <w:sz w:val="22"/>
+                <w:szCs w:val="22"/>
+              </w:rPr>
+              <w:t xml:space="preserve">Name des Referenzgebers</w:t>
+            </w:r>
+          </w:p>
+        </w:tc>
+        <w:tc>
+          <w:tcPr>
+            <w:tcW w:type="dxa" w:w="6320"/>
+            <w:tcBorders>
+              <w:top w:val="single" w:color="BFBFBF" w:sz="2"/>
+              <w:left w:val="single" w:color="BFBFBF" w:sz="2"/>
+              <w:bottom w:val="single" w:color="BFBFBF" w:sz="2"/>
+              <w:right w:val="single" w:color="BFBFBF" w:sz="2"/>
+            </w:tcBorders>
+            <w:tcMar>
+              <w:top w:type="dxa" w:w="60"/>
+              <w:left w:type="dxa" w:w="110"/>
+              <w:bottom w:type="dxa" w:w="60"/>
+              <w:right w:type="dxa" w:w="110"/>
+            </w:tcMar>
+          </w:tcPr>
+          <w:p>
+            <w:pPr>
+              <w:spacing w:after="0"/>
+            </w:pPr>
+            <w:r>
+              <w:rPr>
+                <w:rFonts w:ascii="Calibri" w:cs="Calibri" w:eastAsia="Calibri" w:hAnsi="Calibri"/>
+                <w:sz w:val="22"/>
+                <w:szCs w:val="22"/>
+                <w:highlight w:val="yellow"/>
+                <w:highlightCs w:val="yellow"/>
+              </w:rPr>
+              <w:t xml:space="preserve">[Titel]</w:t>
+            </w:r>
+            <w:r>
+              <w:rPr>
+                <w:rFonts w:ascii="Calibri" w:cs="Calibri" w:eastAsia="Calibri" w:hAnsi="Calibri"/>
+                <w:sz w:val="22"/>
+                <w:szCs w:val="22"/>
+              </w:rPr>
+              <w:t xml:space="preserve"> Freidinger</w:t>
+            </w:r>
+          </w:p>
+        </w:tc>
+      </w:tr>
+      <w:tr>
+        <w:tc>
+          <w:tcPr>
+            <w:tcW w:type="dxa" w:w="2700"/>
+            <w:tcBorders>
+              <w:top w:val="single" w:color="BFBFBF" w:sz="2"/>
+              <w:left w:val="single" w:color="BFBFBF" w:sz="2"/>
+              <w:bottom w:val="single" w:color="BFBFBF" w:sz="2"/>
+              <w:right w:val="single" w:color="BFBFBF" w:sz="2"/>
+            </w:tcBorders>
+            <w:shd w:fill="F2F2F2" w:val="clear"/>
+            <w:tcMar>
+              <w:top w:type="dxa" w:w="60"/>
+              <w:left w:type="dxa" w:w="110"/>
+              <w:bottom w:type="dxa" w:w="60"/>
+              <w:right w:type="dxa" w:w="110"/>
+            </w:tcMar>
+          </w:tcPr>
+          <w:p>
+            <w:pPr>
+              <w:spacing w:after="0"/>
+            </w:pPr>
+            <w:r>
+              <w:rPr>
+                <w:rFonts w:ascii="Calibri" w:cs="Calibri" w:eastAsia="Calibri" w:hAnsi="Calibri"/>
+                <w:sz w:val="22"/>
+                <w:szCs w:val="22"/>
+              </w:rPr>
+              <w:t xml:space="preserve">Kontaktdaten</w:t>
+            </w:r>
+          </w:p>
+        </w:tc>
+        <w:tc>
+          <w:tcPr>
+            <w:tcW w:type="dxa" w:w="6320"/>
+            <w:tcBorders>
+              <w:top w:val="single" w:color="BFBFBF" w:sz="2"/>
+              <w:left w:val="single" w:color="BFBFBF" w:sz="2"/>
+              <w:bottom w:val="single" w:color="BFBFBF" w:sz="2"/>
+              <w:right w:val="single" w:color="BFBFBF" w:sz="2"/>
+            </w:tcBorders>
+            <w:tcMar>
+              <w:top w:type="dxa" w:w="60"/>
+              <w:left w:type="dxa" w:w="110"/>
+              <w:bottom w:type="dxa" w:w="60"/>
+              <w:right w:type="dxa" w:w="110"/>
+            </w:tcMar>
+          </w:tcPr>
+          <w:p>
+            <w:pPr>
+              <w:spacing w:after="0"/>
+            </w:pPr>
+            <w:r>
+              <w:rPr>
+                <w:rFonts w:ascii="Calibri" w:cs="Calibri" w:eastAsia="Calibri" w:hAnsi="Calibri"/>
+                <w:sz w:val="22"/>
+                <w:szCs w:val="22"/>
+                <w:highlight w:val="yellow"/>
+                <w:highlightCs w:val="yellow"/>
+              </w:rPr>
+              <w:t xml:space="preserve">[E-Mail]</w:t>
+            </w:r>
+            <w:r>
+              <w:rPr>
+                <w:rFonts w:ascii="Calibri" w:cs="Calibri" w:eastAsia="Calibri" w:hAnsi="Calibri"/>
+                <w:sz w:val="22"/>
+                <w:szCs w:val="22"/>
+              </w:rPr>
+              <w:t xml:space="preserve"> · </w:t>
+            </w:r>
+            <w:r>
+              <w:rPr>
+                <w:rFonts w:ascii="Calibri" w:cs="Calibri" w:eastAsia="Calibri" w:hAnsi="Calibri"/>
+                <w:sz w:val="22"/>
+                <w:szCs w:val="22"/>
+                <w:highlight w:val="yellow"/>
+                <w:highlightCs w:val="yellow"/>
+              </w:rPr>
+              <w:t xml:space="preserve">[Telefon]</w:t>
+            </w:r>
+          </w:p>
+        </w:tc>
+      </w:tr>
+      <w:tr>
+        <w:tc>
+          <w:tcPr>
+            <w:tcW w:type="dxa" w:w="2700"/>
+            <w:tcBorders>
+              <w:top w:val="single" w:color="BFBFBF" w:sz="2"/>
+              <w:left w:val="single" w:color="BFBFBF" w:sz="2"/>
+              <w:bottom w:val="single" w:color="BFBFBF" w:sz="2"/>
+              <w:right w:val="single" w:color="BFBFBF" w:sz="2"/>
+            </w:tcBorders>
+            <w:shd w:fill="F2F2F2" w:val="clear"/>
+            <w:tcMar>
+              <w:top w:type="dxa" w:w="60"/>
+              <w:left w:type="dxa" w:w="110"/>
+              <w:bottom w:type="dxa" w:w="60"/>
+              <w:right w:type="dxa" w:w="110"/>
+            </w:tcMar>
+          </w:tcPr>
+          <w:p>
+            <w:pPr>
+              <w:spacing w:after="0"/>
+            </w:pPr>
+            <w:r>
+              <w:rPr>
+                <w:rFonts w:ascii="Calibri" w:cs="Calibri" w:eastAsia="Calibri" w:hAnsi="Calibri"/>
+                <w:sz w:val="22"/>
+                <w:szCs w:val="22"/>
+              </w:rPr>
+              <w:t xml:space="preserve">Funktion/Position</w:t>
+            </w:r>
+          </w:p>
+        </w:tc>
+        <w:tc>
+          <w:tcPr>
+            <w:tcW w:type="dxa" w:w="6320"/>
+            <w:tcBorders>
+              <w:top w:val="single" w:color="BFBFBF" w:sz="2"/>
+              <w:left w:val="single" w:color="BFBFBF" w:sz="2"/>
+              <w:bottom w:val="single" w:color="BFBFBF" w:sz="2"/>
+              <w:right w:val="single" w:color="BFBFBF" w:sz="2"/>
+            </w:tcBorders>
+            <w:tcMar>
+              <w:top w:type="dxa" w:w="60"/>
+              <w:left w:type="dxa" w:w="110"/>
+              <w:bottom w:type="dxa" w:w="60"/>
+              <w:right w:type="dxa" w:w="110"/>
+            </w:tcMar>
+          </w:tcPr>
+          <w:p>
+            <w:pPr>
+              <w:spacing w:after="0"/>
+            </w:pPr>
+            <w:r>
+              <w:rPr>
+                <w:rFonts w:ascii="Calibri" w:cs="Calibri" w:eastAsia="Calibri" w:hAnsi="Calibri"/>
+                <w:sz w:val="22"/>
+                <w:szCs w:val="22"/>
+                <w:highlight w:val="yellow"/>
+                <w:highlightCs w:val="yellow"/>
+              </w:rPr>
+              <w:t xml:space="preserve">[Funktion — bitte exakt angeben; muss mit dem DAAD-Deckblatt übereinstimmen]</w:t>
+            </w:r>
+          </w:p>
+        </w:tc>
+      </w:tr>
+    </w:tbl>
+    <w:p>
+      <w:pPr>
+        <w:spacing w:after="300"/>
+      </w:pPr>
     </w:p>
     <w:p>
       <w:pPr>

--- a/DAAD_Bewerbung/05_Gutachten/Empfehlungsschreiben_Freidinger_Entwurf.docx
+++ b/DAAD_Bewerbung/05_Gutachten/Empfehlungsschreiben_Freidinger_Entwurf.docx
@@ -771,7 +771,7 @@
           <w:sz w:val="22"/>
           <w:szCs w:val="22"/>
         </w:rPr>
-        <w:t xml:space="preserve">Der vorgelegte Studienplan ist fachlich tragfähig und in der vorgesehenen Zeit umsetzbar. Bemerkenswert erscheint mir vor allem seine Einbettung in den bisherigen Werdegang. Was Herr Rösch bislang gelernt hat, betrifft die Modellierung und Verbesserung von Geschäftsprozessen, also die Informationsebene betrieblicher Abläufe. Der MPhil in Industrial Systems, Manufacture and Management ergänzt diese Ausbildung um die physische Fertigungsebene: um Fertigungsverfahren, Anlagen und Werksabläufe. Das ist kein Fachwechsel, sondern die konsequente Erweiterung einer Perspektive, die ohne diese zweite Ebene unvollständig bleibt. Sein Studienplan benennt diese Lücke und adressiert sie gezielt.</w:t>
+        <w:t xml:space="preserve">Der vorgelegte Studienplan ist fachlich tragfähig und in der vorgesehenen Zeit umsetzbar. Bemerkenswert erscheint mir vor allem seine Einbettung in den bisherigen Werdegang. Was Herr Rösch bislang gelernt hat, betrifft die Modellierung und Verbesserung von Geschäftsprozessen, also die Informationsebene betrieblicher Abläufe. Der MPhil in Industrial Systems, Manufacture and Management ergänzt diese Ausbildung um die physische Fertigungsebene: um Fertigungsverfahren, Anlagen und Werksabläufe. Das ist kein Fachwechsel, sondern die Erweiterung einer Perspektive, die ohne diese zweite Ebene unvollständig bleibt.</w:t>
       </w:r>
     </w:p>
     <w:p>
@@ -800,7 +800,49 @@
           <w:sz w:val="22"/>
           <w:szCs w:val="22"/>
         </w:rPr>
-        <w:t xml:space="preserve">Die Gründe für das Vorhaben halte ich für tragfähig. Herr Rösch hat sie mir gegenüber mehrfach und in zunehmender fachlicher Schärfe dargelegt; es handelt sich erkennbar nicht um eine kurzfristige Entscheidung für einen renommierten Studienort. Nach diesem Studium wird er beurteilen können, wie sich Prozessgestaltung und Datenanalyse unter den Bedingungen realer Produktion verhalten — eine Verbindung, die in beiden Herkunftsdisziplinen selten ausgebildet wird. Das in der Bewerbung dokumentierte ehrenamtliche Engagement lief neben dem Studium, ohne dass die fachliche Leistung in meinem Modul darunter gelitten hätte; das spricht für seine Fähigkeit, Verantwortung und Arbeitspensum miteinander zu vereinbaren.</w:t>
+        <w:t xml:space="preserve">Die Gründe für das Vorhaben halte ich für tragfähig. Herr Rösch hat sie mir gegenüber mehrfach und in zunehmender fachlicher Schärfe dargelegt; es handelt sich erkennbar nicht um eine kurzfristige Entscheidung für einen renommierten Studienort.</w:t>
+      </w:r>
+    </w:p>
+    <w:p>
+      <w:pPr>
+        <w:spacing w:after="180" w:line="276"/>
+        <w:jc w:val="both"/>
+      </w:pPr>
+      <w:r>
+        <w:rPr>
+          <w:rFonts w:ascii="Calibri" w:cs="Calibri" w:eastAsia="Calibri" w:hAnsi="Calibri"/>
+          <w:sz w:val="22"/>
+          <w:szCs w:val="22"/>
+        </w:rPr>
+        <w:t xml:space="preserve">In meinen Lehrveranstaltungen ist er durch Fragen aufgefallen, die regelmäßig über den behandelten Stoff hinausgingen und auf die Anwendbarkeit der Methoden zielten. Ebenso habe ich beobachtet, dass er Kommilitoninnen und Kommilitonen Zusammenhänge erklärte, die diesen Schwierigkeiten bereiteten — eine Bereitschaft, die im Prüfungsbetrieb keineswegs selbstverständlich ist.</w:t>
+      </w:r>
+    </w:p>
+    <w:p>
+      <w:pPr>
+        <w:spacing w:after="180" w:line="276"/>
+        <w:jc w:val="both"/>
+      </w:pPr>
+      <w:r>
+        <w:rPr>
+          <w:rFonts w:ascii="Calibri" w:cs="Calibri" w:eastAsia="Calibri" w:hAnsi="Calibri"/>
+          <w:sz w:val="22"/>
+          <w:szCs w:val="22"/>
+        </w:rPr>
+        <w:t xml:space="preserve">Die Bedeutung des Aufenthalts sehe ich auf zwei Ebenen. Wissenschaftlich ist die Dissertation die erste Arbeit, in der er ein industrielles Problem methodisch geführt bearbeitet; das Modul Research Methods bereitet dies eigens vor. Beruflich zielt er nach seiner mir dargelegten Planung auf eine Spezialisierung an der Schnittstelle von Operations und digitalen Technologien — ein Feld, das Fertigungswissen, Datenanalyse und Beratungspraxis zugleich verlangt und für das es in Deutschland kaum einen geregelten Ausbildungsweg gibt.</w:t>
+      </w:r>
+    </w:p>
+    <w:p>
+      <w:pPr>
+        <w:spacing w:after="180" w:line="276"/>
+        <w:jc w:val="both"/>
+      </w:pPr>
+      <w:r>
+        <w:rPr>
+          <w:rFonts w:ascii="Calibri" w:cs="Calibri" w:eastAsia="Calibri" w:hAnsi="Calibri"/>
+          <w:sz w:val="22"/>
+          <w:szCs w:val="22"/>
+        </w:rPr>
+        <w:t xml:space="preserve">Das in der Bewerbung dokumentierte ehrenamtliche Engagement lief neben dem Studium, ohne dass die fachliche Leistung in meinem Modul darunter gelitten hätte.</w:t>
       </w:r>
     </w:p>
     <w:p>

--- a/DAAD_Bewerbung/05_Gutachten/Empfehlungsschreiben_Freidinger_Entwurf.docx
+++ b/DAAD_Bewerbung/05_Gutachten/Empfehlungsschreiben_Freidinger_Entwurf.docx
@@ -671,7 +671,7 @@
           <w:sz w:val="22"/>
           <w:szCs w:val="22"/>
         </w:rPr>
-        <w:t xml:space="preserve">ich habe Herrn Tim Rösch im Modul „Geschäftsprozesse und deren Umsetzung“ (W3WI_106) im dritten Studienjahr des Studiengangs Wirtschaftsinformatik – International Management for Business &amp; IT an der Dualen Hochschule Baden-Württemberg Stuttgart unterrichtet und geprüft. Darüber hinaus habe ich mit ihm mehrfach fachliche Gespräche geführt, unter anderem über das hier zu beurteilende Studienvorhaben. Meine vergleichende Einschätzung auf dem Deckblatt bezieht sich auf die über tausend Studierenden, die ich seit 1995 in meiner Lehrtätigkeit unterrichtet habe.</w:t>
+        <w:t xml:space="preserve">Ich habe Herrn Tim Rösch im Modul „Geschäftsprozesse und deren Umsetzung“ (W3WI_106) im dritten Studienjahr des Studiengangs Wirtschaftsinformatik – International Management for Business &amp; IT an der Dualen Hochschule Baden-Württemberg Stuttgart unterrichtet und geprüft. Darüber hinaus habe ich mit ihm mehrfach fachliche Gespräche geführt, unter anderem über das hier zu beurteilende Studienvorhaben. Meine vergleichende Einschätzung auf dem Deckblatt bezieht sich auf die über tausend Studierenden, die ich seit 1995 in meiner Lehrtätigkeit unterrichtet habe.</w:t>
       </w:r>
     </w:p>
     <w:p>
@@ -700,7 +700,7 @@
           <w:sz w:val="22"/>
           <w:szCs w:val="22"/>
         </w:rPr>
-        <w:t xml:space="preserve">Herr Rösch schloss mein Modul mit der Note 1,0 ab. Sein Notendurchschnitt von 1,3 liegt im oberen Bereich seines Jahrgangs, und seine Leistungen haben sich über den gesamten Studienverlauf auf diesem Niveau gehalten.</w:t>
+        <w:t xml:space="preserve">Herr Rösch schloss mein Modul mit der Note 1,0 ab. Sein Notendurchschnitt von 1,3 weist ihn nach den vorliegenden Unterlagen den besten fünf Prozent seines Jahrgangs zu; seine Leistungen haben sich über den gesamten Studienverlauf auf diesem Niveau gehalten.</w:t>
       </w:r>
     </w:p>
     <w:p>
@@ -714,7 +714,7 @@
           <w:sz w:val="22"/>
           <w:szCs w:val="22"/>
         </w:rPr>
-        <w:t xml:space="preserve">Das Modul behandelt die formale Modellierung von Leistungsprozessen mit Petri-Netzen, ereignisgesteuerten Prozessketten und BPMN, ferner Prozesscontrolling, Business Process Reengineering, Process Mining sowie Ansätze des Lean Managements. Herr Rösch beherrschte diese Methoden nicht allein in ihrer formalen Anwendung. Er konnte beurteilen, welches Verfahren in einer konkreten betrieblichen Situation trägt und welches an ihr vorbeigeht — eine Unterscheidung, die erfahrungsgemäß erst wenige Studierende dieses Studienjahrs sicher treffen.</w:t>
+        <w:t xml:space="preserve">Das Modul behandelt die formale Modellierung von Leistungsprozessen mit Petri-Netzen, ereignisgesteuerten Prozessketten und BPMN, ferner Prozesscontrolling, Business Process Reengineering, Lean Management sowie Process Mining — die Rekonstruktion tatsächlicher Abläufe aus den Datenspuren betrieblicher Systeme. Herr Rösch beherrschte diese Methoden nicht allein in ihrer formalen Anwendung. Er konnte beurteilen, welches Verfahren in einer konkreten betrieblichen Situation trägt und welches an ihr vorbeigeht — eine Unterscheidung, die erfahrungsgemäß erst wenige Studierende dieses Studienjahrs sicher treffen.</w:t>
       </w:r>
     </w:p>
     <w:p>
@@ -742,7 +742,21 @@
           <w:sz w:val="22"/>
           <w:szCs w:val="22"/>
         </w:rPr>
-        <w:t xml:space="preserve">Der Gegenstand der Bachelorarbeit von Herrn Rösch — ein KI-gestütztes Prüftool für Due-Diligence-Berichte — ist mir inhaltlich bekannt; betreut habe ich die Arbeit nicht. Sie wurde nach den vorliegenden Unterlagen mit 1,0 bewertet. Die englische Arbeitssprache halte ich für kein Hindernis: Mein Modul wird teilweise englischsprachig durchgeführt, und Herr Rösch hat darin ohne erkennbare Einschränkung gearbeitet.</w:t>
+        <w:t xml:space="preserve">Der Gegenstand der Bachelorarbeit von Herrn Rösch — ein KI-gestütztes Prüftool für Due-Diligence-Berichte — ist mir inhaltlich bekannt; betreut habe ich die Arbeit nicht. Sie wurde nach den vorliegenden Unterlagen mit 1,0 bewertet.</w:t>
+      </w:r>
+    </w:p>
+    <w:p>
+      <w:pPr>
+        <w:spacing w:after="180" w:line="276"/>
+        <w:jc w:val="both"/>
+      </w:pPr>
+      <w:r>
+        <w:rPr>
+          <w:rFonts w:ascii="Calibri" w:cs="Calibri" w:eastAsia="Calibri" w:hAnsi="Calibri"/>
+          <w:sz w:val="22"/>
+          <w:szCs w:val="22"/>
+        </w:rPr>
+        <w:t xml:space="preserve">Die englische Arbeitssprache halte ich für kein Hindernis. Mein Modul wird teilweise englischsprachig durchgeführt; Herr Rösch hat darin ohne erkennbare Einschränkung gearbeitet, sowohl schriftlich als auch in der mündlichen Beteiligung.</w:t>
       </w:r>
     </w:p>
     <w:p>

--- a/DAAD_Bewerbung/05_Gutachten/Empfehlungsschreiben_Freidinger_Entwurf.docx
+++ b/DAAD_Bewerbung/05_Gutachten/Empfehlungsschreiben_Freidinger_Entwurf.docx
@@ -48,18 +48,8 @@
           <w:rFonts w:ascii="Calibri" w:cs="Calibri" w:eastAsia="Calibri" w:hAnsi="Calibri"/>
           <w:sz w:val="22"/>
           <w:szCs w:val="22"/>
-          <w:highlight w:val="yellow"/>
-          <w:highlightCs w:val="yellow"/>
-        </w:rPr>
-        <w:t xml:space="preserve">[Titel]</w:t>
-      </w:r>
-      <w:r>
-        <w:rPr>
-          <w:rFonts w:ascii="Calibri" w:cs="Calibri" w:eastAsia="Calibri" w:hAnsi="Calibri"/>
-          <w:sz w:val="22"/>
-          <w:szCs w:val="22"/>
-        </w:rPr>
-        <w:t xml:space="preserve"> Freidinger</w:t>
+        </w:rPr>
+        <w:t xml:space="preserve">Dr. Robert Freidinger</w:t>
       </w:r>
     </w:p>
     <w:p>
@@ -72,10 +62,8 @@
           <w:rFonts w:ascii="Calibri" w:cs="Calibri" w:eastAsia="Calibri" w:hAnsi="Calibri"/>
           <w:sz w:val="22"/>
           <w:szCs w:val="22"/>
-          <w:highlight w:val="yellow"/>
-          <w:highlightCs w:val="yellow"/>
-        </w:rPr>
-        <w:t xml:space="preserve">[Position]</w:t>
+        </w:rPr>
+        <w:t xml:space="preserve">Lehrbeauftragter und Dozent</w:t>
       </w:r>
     </w:p>
     <w:p>
@@ -90,52 +78,12 @@
           <w:sz w:val="18"/>
           <w:szCs w:val="18"/>
         </w:rPr>
-        <w:t xml:space="preserve">DHBW Stuttgart · Rotebühlplatz 41 · 70178 Stuttgart</w:t>
+        <w:t xml:space="preserve">Duale Hochschule Baden-Württemberg Stuttgart</w:t>
       </w:r>
     </w:p>
     <w:p>
       <w:pPr>
         <w:spacing w:after="0"/>
-        <w:jc w:val="right"/>
-      </w:pPr>
-      <w:r>
-        <w:rPr>
-          <w:rFonts w:ascii="Calibri" w:cs="Calibri" w:eastAsia="Calibri" w:hAnsi="Calibri"/>
-          <w:sz w:val="22"/>
-          <w:szCs w:val="22"/>
-        </w:rPr>
-        <w:t xml:space="preserve">Telefon </w:t>
-      </w:r>
-      <w:r>
-        <w:rPr>
-          <w:rFonts w:ascii="Calibri" w:cs="Calibri" w:eastAsia="Calibri" w:hAnsi="Calibri"/>
-          <w:sz w:val="22"/>
-          <w:szCs w:val="22"/>
-          <w:highlight w:val="yellow"/>
-          <w:highlightCs w:val="yellow"/>
-        </w:rPr>
-        <w:t xml:space="preserve">[Telefon]</w:t>
-      </w:r>
-    </w:p>
-    <w:p>
-      <w:pPr>
-        <w:spacing w:after="0"/>
-        <w:jc w:val="right"/>
-      </w:pPr>
-      <w:r>
-        <w:rPr>
-          <w:rFonts w:ascii="Calibri" w:cs="Calibri" w:eastAsia="Calibri" w:hAnsi="Calibri"/>
-          <w:sz w:val="22"/>
-          <w:szCs w:val="22"/>
-          <w:highlight w:val="yellow"/>
-          <w:highlightCs w:val="yellow"/>
-        </w:rPr>
-        <w:t xml:space="preserve">[E-Mail]</w:t>
-      </w:r>
-    </w:p>
-    <w:p>
-      <w:pPr>
-        <w:spacing w:after="300"/>
         <w:jc w:val="right"/>
       </w:pPr>
       <w:r>
@@ -145,440 +93,38 @@
           <w:sz w:val="18"/>
           <w:szCs w:val="18"/>
         </w:rPr>
-        <w:t xml:space="preserve">www.dhbw-stuttgart.de</w:t>
-      </w:r>
-    </w:p>
-    <w:tbl>
-      <w:tblPr>
-        <w:tblW w:type="dxa" w:w="9020"/>
-        <w:tblBorders>
-          <w:top w:val="single" w:color="auto" w:sz="4"/>
-          <w:left w:val="single" w:color="auto" w:sz="4"/>
-          <w:bottom w:val="single" w:color="auto" w:sz="4"/>
-          <w:right w:val="single" w:color="auto" w:sz="4"/>
-          <w:insideH w:val="single" w:color="auto" w:sz="4"/>
-          <w:insideV w:val="single" w:color="auto" w:sz="4"/>
-        </w:tblBorders>
-      </w:tblPr>
-      <w:tblGrid>
-        <w:gridCol w:w="2700"/>
-        <w:gridCol w:w="6320"/>
-      </w:tblGrid>
-      <w:tr>
-        <w:tc>
-          <w:tcPr>
-            <w:tcW w:type="dxa" w:w="2700"/>
-            <w:tcBorders>
-              <w:top w:val="single" w:color="BFBFBF" w:sz="2"/>
-              <w:left w:val="single" w:color="BFBFBF" w:sz="2"/>
-              <w:bottom w:val="single" w:color="BFBFBF" w:sz="2"/>
-              <w:right w:val="single" w:color="BFBFBF" w:sz="2"/>
-            </w:tcBorders>
-            <w:shd w:fill="F2F2F2" w:val="clear"/>
-            <w:tcMar>
-              <w:top w:type="dxa" w:w="60"/>
-              <w:left w:type="dxa" w:w="110"/>
-              <w:bottom w:type="dxa" w:w="60"/>
-              <w:right w:type="dxa" w:w="110"/>
-            </w:tcMar>
-          </w:tcPr>
-          <w:p>
-            <w:pPr>
-              <w:spacing w:after="0"/>
-            </w:pPr>
-            <w:r>
-              <w:rPr>
-                <w:rFonts w:ascii="Calibri" w:cs="Calibri" w:eastAsia="Calibri" w:hAnsi="Calibri"/>
-                <w:sz w:val="22"/>
-                <w:szCs w:val="22"/>
-              </w:rPr>
-              <w:t xml:space="preserve">Name des Bewerbers</w:t>
-            </w:r>
-          </w:p>
-        </w:tc>
-        <w:tc>
-          <w:tcPr>
-            <w:tcW w:type="dxa" w:w="6320"/>
-            <w:tcBorders>
-              <w:top w:val="single" w:color="BFBFBF" w:sz="2"/>
-              <w:left w:val="single" w:color="BFBFBF" w:sz="2"/>
-              <w:bottom w:val="single" w:color="BFBFBF" w:sz="2"/>
-              <w:right w:val="single" w:color="BFBFBF" w:sz="2"/>
-            </w:tcBorders>
-            <w:tcMar>
-              <w:top w:type="dxa" w:w="60"/>
-              <w:left w:type="dxa" w:w="110"/>
-              <w:bottom w:type="dxa" w:w="60"/>
-              <w:right w:type="dxa" w:w="110"/>
-            </w:tcMar>
-          </w:tcPr>
-          <w:p>
-            <w:pPr>
-              <w:spacing w:after="0"/>
-            </w:pPr>
-            <w:r>
-              <w:rPr>
-                <w:rFonts w:ascii="Calibri" w:cs="Calibri" w:eastAsia="Calibri" w:hAnsi="Calibri"/>
-                <w:sz w:val="22"/>
-                <w:szCs w:val="22"/>
-              </w:rPr>
-              <w:t xml:space="preserve">Tim Rösch</w:t>
-            </w:r>
-          </w:p>
-        </w:tc>
-      </w:tr>
-      <w:tr>
-        <w:tc>
-          <w:tcPr>
-            <w:tcW w:type="dxa" w:w="2700"/>
-            <w:tcBorders>
-              <w:top w:val="single" w:color="BFBFBF" w:sz="2"/>
-              <w:left w:val="single" w:color="BFBFBF" w:sz="2"/>
-              <w:bottom w:val="single" w:color="BFBFBF" w:sz="2"/>
-              <w:right w:val="single" w:color="BFBFBF" w:sz="2"/>
-            </w:tcBorders>
-            <w:shd w:fill="F2F2F2" w:val="clear"/>
-            <w:tcMar>
-              <w:top w:type="dxa" w:w="60"/>
-              <w:left w:type="dxa" w:w="110"/>
-              <w:bottom w:type="dxa" w:w="60"/>
-              <w:right w:type="dxa" w:w="110"/>
-            </w:tcMar>
-          </w:tcPr>
-          <w:p>
-            <w:pPr>
-              <w:spacing w:after="0"/>
-            </w:pPr>
-            <w:r>
-              <w:rPr>
-                <w:rFonts w:ascii="Calibri" w:cs="Calibri" w:eastAsia="Calibri" w:hAnsi="Calibri"/>
-                <w:sz w:val="22"/>
-                <w:szCs w:val="22"/>
-              </w:rPr>
-              <w:t xml:space="preserve">Kontaktdaten</w:t>
-            </w:r>
-          </w:p>
-        </w:tc>
-        <w:tc>
-          <w:tcPr>
-            <w:tcW w:type="dxa" w:w="6320"/>
-            <w:tcBorders>
-              <w:top w:val="single" w:color="BFBFBF" w:sz="2"/>
-              <w:left w:val="single" w:color="BFBFBF" w:sz="2"/>
-              <w:bottom w:val="single" w:color="BFBFBF" w:sz="2"/>
-              <w:right w:val="single" w:color="BFBFBF" w:sz="2"/>
-            </w:tcBorders>
-            <w:tcMar>
-              <w:top w:type="dxa" w:w="60"/>
-              <w:left w:type="dxa" w:w="110"/>
-              <w:bottom w:type="dxa" w:w="60"/>
-              <w:right w:type="dxa" w:w="110"/>
-            </w:tcMar>
-          </w:tcPr>
-          <w:p>
-            <w:pPr>
-              <w:spacing w:after="0"/>
-            </w:pPr>
-            <w:r>
-              <w:rPr>
-                <w:rFonts w:ascii="Calibri" w:cs="Calibri" w:eastAsia="Calibri" w:hAnsi="Calibri"/>
-                <w:sz w:val="22"/>
-                <w:szCs w:val="22"/>
-              </w:rPr>
-              <w:t xml:space="preserve">tim.roeschkh@gmail.com · +49 176 47299077</w:t>
-            </w:r>
-          </w:p>
-        </w:tc>
-      </w:tr>
-      <w:tr>
-        <w:tc>
-          <w:tcPr>
-            <w:tcW w:type="dxa" w:w="2700"/>
-            <w:tcBorders>
-              <w:top w:val="single" w:color="BFBFBF" w:sz="2"/>
-              <w:left w:val="single" w:color="BFBFBF" w:sz="2"/>
-              <w:bottom w:val="single" w:color="BFBFBF" w:sz="2"/>
-              <w:right w:val="single" w:color="BFBFBF" w:sz="2"/>
-            </w:tcBorders>
-            <w:shd w:fill="F2F2F2" w:val="clear"/>
-            <w:tcMar>
-              <w:top w:type="dxa" w:w="60"/>
-              <w:left w:type="dxa" w:w="110"/>
-              <w:bottom w:type="dxa" w:w="60"/>
-              <w:right w:type="dxa" w:w="110"/>
-            </w:tcMar>
-          </w:tcPr>
-          <w:p>
-            <w:pPr>
-              <w:spacing w:after="0"/>
-            </w:pPr>
-            <w:r>
-              <w:rPr>
-                <w:rFonts w:ascii="Calibri" w:cs="Calibri" w:eastAsia="Calibri" w:hAnsi="Calibri"/>
-                <w:sz w:val="22"/>
-                <w:szCs w:val="22"/>
-              </w:rPr>
-              <w:t xml:space="preserve">Akademischer Grad</w:t>
-            </w:r>
-          </w:p>
-        </w:tc>
-        <w:tc>
-          <w:tcPr>
-            <w:tcW w:type="dxa" w:w="6320"/>
-            <w:tcBorders>
-              <w:top w:val="single" w:color="BFBFBF" w:sz="2"/>
-              <w:left w:val="single" w:color="BFBFBF" w:sz="2"/>
-              <w:bottom w:val="single" w:color="BFBFBF" w:sz="2"/>
-              <w:right w:val="single" w:color="BFBFBF" w:sz="2"/>
-            </w:tcBorders>
-            <w:tcMar>
-              <w:top w:type="dxa" w:w="60"/>
-              <w:left w:type="dxa" w:w="110"/>
-              <w:bottom w:type="dxa" w:w="60"/>
-              <w:right w:type="dxa" w:w="110"/>
-            </w:tcMar>
-          </w:tcPr>
-          <w:p>
-            <w:pPr>
-              <w:spacing w:after="0"/>
-            </w:pPr>
-            <w:r>
-              <w:rPr>
-                <w:rFonts w:ascii="Calibri" w:cs="Calibri" w:eastAsia="Calibri" w:hAnsi="Calibri"/>
-                <w:sz w:val="22"/>
-                <w:szCs w:val="22"/>
-              </w:rPr>
-              <w:t xml:space="preserve">Bachelor of Science — Wirtschaftsinformatik (International Management for Business &amp; IT), DHBW Stuttgart</w:t>
-            </w:r>
-          </w:p>
-        </w:tc>
-      </w:tr>
-      <w:tr>
-        <w:tc>
-          <w:tcPr>
-            <w:tcW w:type="dxa" w:w="2700"/>
-            <w:tcBorders>
-              <w:top w:val="single" w:color="BFBFBF" w:sz="2"/>
-              <w:left w:val="single" w:color="BFBFBF" w:sz="2"/>
-              <w:bottom w:val="single" w:color="BFBFBF" w:sz="2"/>
-              <w:right w:val="single" w:color="BFBFBF" w:sz="2"/>
-            </w:tcBorders>
-            <w:shd w:fill="F2F2F2" w:val="clear"/>
-            <w:tcMar>
-              <w:top w:type="dxa" w:w="60"/>
-              <w:left w:type="dxa" w:w="110"/>
-              <w:bottom w:type="dxa" w:w="60"/>
-              <w:right w:type="dxa" w:w="110"/>
-            </w:tcMar>
-          </w:tcPr>
-          <w:p>
-            <w:pPr>
-              <w:spacing w:after="0"/>
-            </w:pPr>
-            <w:r>
-              <w:rPr>
-                <w:rFonts w:ascii="Calibri" w:cs="Calibri" w:eastAsia="Calibri" w:hAnsi="Calibri"/>
-                <w:sz w:val="22"/>
-                <w:szCs w:val="22"/>
-              </w:rPr>
-              <w:t xml:space="preserve">Name des Referenzgebers</w:t>
-            </w:r>
-          </w:p>
-        </w:tc>
-        <w:tc>
-          <w:tcPr>
-            <w:tcW w:type="dxa" w:w="6320"/>
-            <w:tcBorders>
-              <w:top w:val="single" w:color="BFBFBF" w:sz="2"/>
-              <w:left w:val="single" w:color="BFBFBF" w:sz="2"/>
-              <w:bottom w:val="single" w:color="BFBFBF" w:sz="2"/>
-              <w:right w:val="single" w:color="BFBFBF" w:sz="2"/>
-            </w:tcBorders>
-            <w:tcMar>
-              <w:top w:type="dxa" w:w="60"/>
-              <w:left w:type="dxa" w:w="110"/>
-              <w:bottom w:type="dxa" w:w="60"/>
-              <w:right w:type="dxa" w:w="110"/>
-            </w:tcMar>
-          </w:tcPr>
-          <w:p>
-            <w:pPr>
-              <w:spacing w:after="0"/>
-            </w:pPr>
-            <w:r>
-              <w:rPr>
-                <w:rFonts w:ascii="Calibri" w:cs="Calibri" w:eastAsia="Calibri" w:hAnsi="Calibri"/>
-                <w:sz w:val="22"/>
-                <w:szCs w:val="22"/>
-                <w:highlight w:val="yellow"/>
-                <w:highlightCs w:val="yellow"/>
-              </w:rPr>
-              <w:t xml:space="preserve">[Titel]</w:t>
-            </w:r>
-            <w:r>
-              <w:rPr>
-                <w:rFonts w:ascii="Calibri" w:cs="Calibri" w:eastAsia="Calibri" w:hAnsi="Calibri"/>
-                <w:sz w:val="22"/>
-                <w:szCs w:val="22"/>
-              </w:rPr>
-              <w:t xml:space="preserve"> Freidinger</w:t>
-            </w:r>
-          </w:p>
-        </w:tc>
-      </w:tr>
-      <w:tr>
-        <w:tc>
-          <w:tcPr>
-            <w:tcW w:type="dxa" w:w="2700"/>
-            <w:tcBorders>
-              <w:top w:val="single" w:color="BFBFBF" w:sz="2"/>
-              <w:left w:val="single" w:color="BFBFBF" w:sz="2"/>
-              <w:bottom w:val="single" w:color="BFBFBF" w:sz="2"/>
-              <w:right w:val="single" w:color="BFBFBF" w:sz="2"/>
-            </w:tcBorders>
-            <w:shd w:fill="F2F2F2" w:val="clear"/>
-            <w:tcMar>
-              <w:top w:type="dxa" w:w="60"/>
-              <w:left w:type="dxa" w:w="110"/>
-              <w:bottom w:type="dxa" w:w="60"/>
-              <w:right w:type="dxa" w:w="110"/>
-            </w:tcMar>
-          </w:tcPr>
-          <w:p>
-            <w:pPr>
-              <w:spacing w:after="0"/>
-            </w:pPr>
-            <w:r>
-              <w:rPr>
-                <w:rFonts w:ascii="Calibri" w:cs="Calibri" w:eastAsia="Calibri" w:hAnsi="Calibri"/>
-                <w:sz w:val="22"/>
-                <w:szCs w:val="22"/>
-              </w:rPr>
-              <w:t xml:space="preserve">Kontaktdaten</w:t>
-            </w:r>
-          </w:p>
-        </w:tc>
-        <w:tc>
-          <w:tcPr>
-            <w:tcW w:type="dxa" w:w="6320"/>
-            <w:tcBorders>
-              <w:top w:val="single" w:color="BFBFBF" w:sz="2"/>
-              <w:left w:val="single" w:color="BFBFBF" w:sz="2"/>
-              <w:bottom w:val="single" w:color="BFBFBF" w:sz="2"/>
-              <w:right w:val="single" w:color="BFBFBF" w:sz="2"/>
-            </w:tcBorders>
-            <w:tcMar>
-              <w:top w:type="dxa" w:w="60"/>
-              <w:left w:type="dxa" w:w="110"/>
-              <w:bottom w:type="dxa" w:w="60"/>
-              <w:right w:type="dxa" w:w="110"/>
-            </w:tcMar>
-          </w:tcPr>
-          <w:p>
-            <w:pPr>
-              <w:spacing w:after="0"/>
-            </w:pPr>
-            <w:r>
-              <w:rPr>
-                <w:rFonts w:ascii="Calibri" w:cs="Calibri" w:eastAsia="Calibri" w:hAnsi="Calibri"/>
-                <w:sz w:val="22"/>
-                <w:szCs w:val="22"/>
-                <w:highlight w:val="yellow"/>
-                <w:highlightCs w:val="yellow"/>
-              </w:rPr>
-              <w:t xml:space="preserve">[E-Mail]</w:t>
-            </w:r>
-            <w:r>
-              <w:rPr>
-                <w:rFonts w:ascii="Calibri" w:cs="Calibri" w:eastAsia="Calibri" w:hAnsi="Calibri"/>
-                <w:sz w:val="22"/>
-                <w:szCs w:val="22"/>
-              </w:rPr>
-              <w:t xml:space="preserve"> · </w:t>
-            </w:r>
-            <w:r>
-              <w:rPr>
-                <w:rFonts w:ascii="Calibri" w:cs="Calibri" w:eastAsia="Calibri" w:hAnsi="Calibri"/>
-                <w:sz w:val="22"/>
-                <w:szCs w:val="22"/>
-                <w:highlight w:val="yellow"/>
-                <w:highlightCs w:val="yellow"/>
-              </w:rPr>
-              <w:t xml:space="preserve">[Telefon]</w:t>
-            </w:r>
-          </w:p>
-        </w:tc>
-      </w:tr>
-      <w:tr>
-        <w:tc>
-          <w:tcPr>
-            <w:tcW w:type="dxa" w:w="2700"/>
-            <w:tcBorders>
-              <w:top w:val="single" w:color="BFBFBF" w:sz="2"/>
-              <w:left w:val="single" w:color="BFBFBF" w:sz="2"/>
-              <w:bottom w:val="single" w:color="BFBFBF" w:sz="2"/>
-              <w:right w:val="single" w:color="BFBFBF" w:sz="2"/>
-            </w:tcBorders>
-            <w:shd w:fill="F2F2F2" w:val="clear"/>
-            <w:tcMar>
-              <w:top w:type="dxa" w:w="60"/>
-              <w:left w:type="dxa" w:w="110"/>
-              <w:bottom w:type="dxa" w:w="60"/>
-              <w:right w:type="dxa" w:w="110"/>
-            </w:tcMar>
-          </w:tcPr>
-          <w:p>
-            <w:pPr>
-              <w:spacing w:after="0"/>
-            </w:pPr>
-            <w:r>
-              <w:rPr>
-                <w:rFonts w:ascii="Calibri" w:cs="Calibri" w:eastAsia="Calibri" w:hAnsi="Calibri"/>
-                <w:sz w:val="22"/>
-                <w:szCs w:val="22"/>
-              </w:rPr>
-              <w:t xml:space="preserve">Funktion/Position</w:t>
-            </w:r>
-          </w:p>
-        </w:tc>
-        <w:tc>
-          <w:tcPr>
-            <w:tcW w:type="dxa" w:w="6320"/>
-            <w:tcBorders>
-              <w:top w:val="single" w:color="BFBFBF" w:sz="2"/>
-              <w:left w:val="single" w:color="BFBFBF" w:sz="2"/>
-              <w:bottom w:val="single" w:color="BFBFBF" w:sz="2"/>
-              <w:right w:val="single" w:color="BFBFBF" w:sz="2"/>
-            </w:tcBorders>
-            <w:tcMar>
-              <w:top w:type="dxa" w:w="60"/>
-              <w:left w:type="dxa" w:w="110"/>
-              <w:bottom w:type="dxa" w:w="60"/>
-              <w:right w:type="dxa" w:w="110"/>
-            </w:tcMar>
-          </w:tcPr>
-          <w:p>
-            <w:pPr>
-              <w:spacing w:after="0"/>
-            </w:pPr>
-            <w:r>
-              <w:rPr>
-                <w:rFonts w:ascii="Calibri" w:cs="Calibri" w:eastAsia="Calibri" w:hAnsi="Calibri"/>
-                <w:sz w:val="22"/>
-                <w:szCs w:val="22"/>
-                <w:highlight w:val="yellow"/>
-                <w:highlightCs w:val="yellow"/>
-              </w:rPr>
-              <w:t xml:space="preserve">[Funktion — bitte exakt angeben; muss mit dem DAAD-Deckblatt übereinstimmen]</w:t>
-            </w:r>
-          </w:p>
-        </w:tc>
-      </w:tr>
-    </w:tbl>
+        <w:t xml:space="preserve">ESB European School of Business Reutlingen</w:t>
+      </w:r>
+    </w:p>
+    <w:p>
+      <w:pPr>
+        <w:spacing w:after="0"/>
+        <w:jc w:val="right"/>
+      </w:pPr>
+      <w:r>
+        <w:rPr>
+          <w:rFonts w:ascii="Calibri" w:cs="Calibri" w:eastAsia="Calibri" w:hAnsi="Calibri"/>
+          <w:color w:val="444444"/>
+          <w:sz w:val="18"/>
+          <w:szCs w:val="18"/>
+        </w:rPr>
+        <w:t xml:space="preserve">Telefon +49 7033 34448</w:t>
+      </w:r>
+    </w:p>
     <w:p>
       <w:pPr>
         <w:spacing w:after="300"/>
-      </w:pPr>
+        <w:jc w:val="right"/>
+      </w:pPr>
+      <w:r>
+        <w:rPr>
+          <w:rFonts w:ascii="Calibri" w:cs="Calibri" w:eastAsia="Calibri" w:hAnsi="Calibri"/>
+          <w:color w:val="444444"/>
+          <w:sz w:val="18"/>
+          <w:szCs w:val="18"/>
+        </w:rPr>
+        <w:t xml:space="preserve">Robert@freidinger.de</w:t>
+      </w:r>
     </w:p>
     <w:p>
       <w:pPr>
@@ -629,12 +175,13 @@
           <w:sz w:val="22"/>
           <w:szCs w:val="22"/>
         </w:rPr>
-        <w:t xml:space="preserve">Bewerbung um ein DAAD-Stipendium für ein Masterstudium im Ausland — MPhil in Industrial Systems, Manufacture and Management, Institute for Manufacturing, Department of Engineering, University of Cambridge, Förderbeginn Oktober 2027</w:t>
-      </w:r>
-    </w:p>
-    <w:p>
-      <w:pPr>
-        <w:spacing w:after="200" w:line="276"/>
+        <w:t xml:space="preserve">Bewerbung um ein DAAD-Stipendium für ein Masterstudium im Ausland: MPhil in Industrial Systems, Manufacture and Management, Institute for Manufacturing, Department of Engineering, University of Cambridge, Förderbeginn Oktober 2027</w:t>
+      </w:r>
+    </w:p>
+    <w:p>
+      <w:pPr>
+        <w:spacing w:after="180" w:line="276"/>
+        <w:jc w:val="both"/>
       </w:pPr>
       <w:r>
         <w:rPr>
@@ -671,7 +218,7 @@
           <w:sz w:val="22"/>
           <w:szCs w:val="22"/>
         </w:rPr>
-        <w:t xml:space="preserve">Ich habe Herrn Tim Rösch im Modul „Geschäftsprozesse und deren Umsetzung“ (W3WI_106) im dritten Studienjahr des Studiengangs Wirtschaftsinformatik – International Management for Business &amp; IT an der Dualen Hochschule Baden-Württemberg Stuttgart unterrichtet und geprüft. Darüber hinaus habe ich mit ihm mehrfach fachliche Gespräche geführt, unter anderem über das hier zu beurteilende Studienvorhaben. Meine vergleichende Einschätzung auf dem Deckblatt bezieht sich auf die über tausend Studierenden, die ich seit 1995 in meiner Lehrtätigkeit unterrichtet habe.</w:t>
+        <w:t xml:space="preserve">ich habe Herrn Tim Rösch im Modul „Geschäftsprozesse und deren Umsetzung“ (W3WI_106) im dritten Studienjahr des Studiengangs Wirtschaftsinformatik – International Management for Business &amp; IT unterrichtet und geprüft. Daneben haben wir mehrfach gesprochen, zuletzt über das Vorhaben, um das es hier geht. Meine Einschätzung auf dem Deckblatt bezieht sich auf die über tausend Studierenden, die ich seit 1995 unterrichtet habe.</w:t>
       </w:r>
     </w:p>
     <w:p>
@@ -700,63 +247,63 @@
           <w:sz w:val="22"/>
           <w:szCs w:val="22"/>
         </w:rPr>
-        <w:t xml:space="preserve">Herr Rösch schloss mein Modul mit der Note 1,0 ab. Sein Notendurchschnitt von 1,3 weist ihn nach den vorliegenden Unterlagen den besten fünf Prozent seines Jahrgangs zu; seine Leistungen haben sich über den gesamten Studienverlauf auf diesem Niveau gehalten.</w:t>
-      </w:r>
-    </w:p>
-    <w:p>
-      <w:pPr>
-        <w:spacing w:after="180" w:line="276"/>
-        <w:jc w:val="both"/>
-      </w:pPr>
-      <w:r>
-        <w:rPr>
-          <w:rFonts w:ascii="Calibri" w:cs="Calibri" w:eastAsia="Calibri" w:hAnsi="Calibri"/>
-          <w:sz w:val="22"/>
-          <w:szCs w:val="22"/>
-        </w:rPr>
-        <w:t xml:space="preserve">Das Modul behandelt die formale Modellierung von Leistungsprozessen mit Petri-Netzen, ereignisgesteuerten Prozessketten und BPMN, ferner Prozesscontrolling, Business Process Reengineering, Lean Management sowie Process Mining — die Rekonstruktion tatsächlicher Abläufe aus den Datenspuren betrieblicher Systeme. Herr Rösch beherrschte diese Methoden nicht allein in ihrer formalen Anwendung. Er konnte beurteilen, welches Verfahren in einer konkreten betrieblichen Situation trägt und welches an ihr vorbeigeht — eine Unterscheidung, die erfahrungsgemäß erst wenige Studierende dieses Studienjahrs sicher treffen.</w:t>
-      </w:r>
-    </w:p>
-    <w:p>
-      <w:pPr>
-        <w:spacing w:after="180" w:line="276"/>
-        <w:jc w:val="both"/>
-      </w:pPr>
-      <w:r>
-        <w:rPr>
-          <w:rFonts w:ascii="Calibri" w:cs="Calibri" w:eastAsia="Calibri" w:hAnsi="Calibri"/>
-          <w:sz w:val="22"/>
-          <w:szCs w:val="22"/>
-        </w:rPr>
-        <w:t xml:space="preserve">Zur Einordnung sei angemerkt, dass ein Studium an der Dualen Hochschule praxisintegriert verläuft: Theoriephasen an der Hochschule wechseln sich mit Vollzeitphasen im Partnerunternehmen ab. Die genannten Leistungen sind unter dieser Doppelbelastung entstanden.</w:t>
-      </w:r>
-    </w:p>
-    <w:p>
-      <w:pPr>
-        <w:spacing w:after="180" w:line="276"/>
-        <w:jc w:val="both"/>
-      </w:pPr>
-      <w:r>
-        <w:rPr>
-          <w:rFonts w:ascii="Calibri" w:cs="Calibri" w:eastAsia="Calibri" w:hAnsi="Calibri"/>
-          <w:sz w:val="22"/>
-          <w:szCs w:val="22"/>
-        </w:rPr>
-        <w:t xml:space="preserve">Der Gegenstand der Bachelorarbeit von Herrn Rösch — ein KI-gestütztes Prüftool für Due-Diligence-Berichte — ist mir inhaltlich bekannt; betreut habe ich die Arbeit nicht. Sie wurde nach den vorliegenden Unterlagen mit 1,0 bewertet.</w:t>
-      </w:r>
-    </w:p>
-    <w:p>
-      <w:pPr>
-        <w:spacing w:after="180" w:line="276"/>
-        <w:jc w:val="both"/>
-      </w:pPr>
-      <w:r>
-        <w:rPr>
-          <w:rFonts w:ascii="Calibri" w:cs="Calibri" w:eastAsia="Calibri" w:hAnsi="Calibri"/>
-          <w:sz w:val="22"/>
-          <w:szCs w:val="22"/>
-        </w:rPr>
-        <w:t xml:space="preserve">Die englische Arbeitssprache halte ich für kein Hindernis. Mein Modul wird teilweise englischsprachig durchgeführt; Herr Rösch hat darin ohne erkennbare Einschränkung gearbeitet, sowohl schriftlich als auch in der mündlichen Beteiligung.</w:t>
+        <w:t xml:space="preserve">Herr Rösch hat mein Modul mit 1,0 abgeschlossen. Sein Notendurchschnitt liegt bei 1,3 und stellt ihn nach den vorliegenden Unterlagen in die besten fünf Prozent seines Jahrgangs. Dieses Niveau hat er über das gesamte Studium gehalten.</w:t>
+      </w:r>
+    </w:p>
+    <w:p>
+      <w:pPr>
+        <w:spacing w:after="180" w:line="276"/>
+        <w:jc w:val="both"/>
+      </w:pPr>
+      <w:r>
+        <w:rPr>
+          <w:rFonts w:ascii="Calibri" w:cs="Calibri" w:eastAsia="Calibri" w:hAnsi="Calibri"/>
+          <w:sz w:val="22"/>
+          <w:szCs w:val="22"/>
+        </w:rPr>
+        <w:t xml:space="preserve">Das Modul behandelt die Modellierung von Geschäftsprozessen mit Petri-Netzen, ereignisgesteuerten Prozessketten und BPMN, dazu Prozesscontrolling, Business Process Reengineering, Lean Management und Process Mining, also die Rekonstruktion tatsächlicher Abläufe aus den Datenspuren betrieblicher Systeme. Herr Rösch hat diese Verfahren nicht nur angewendet. Er konnte beurteilen, welches davon in einer konkreten betrieblichen Lage trägt und welches an ihr vorbeigeht. Das gelingt in diesem Studienjahr erfahrungsgemäß nur wenigen.</w:t>
+      </w:r>
+    </w:p>
+    <w:p>
+      <w:pPr>
+        <w:spacing w:after="180" w:line="276"/>
+        <w:jc w:val="both"/>
+      </w:pPr>
+      <w:r>
+        <w:rPr>
+          <w:rFonts w:ascii="Calibri" w:cs="Calibri" w:eastAsia="Calibri" w:hAnsi="Calibri"/>
+          <w:sz w:val="22"/>
+          <w:szCs w:val="22"/>
+        </w:rPr>
+        <w:t xml:space="preserve">Ein Studium an der Dualen Hochschule verläuft praxisintegriert; Theoriephasen an der Hochschule wechseln sich mit Vollzeitphasen im Partnerunternehmen ab. Die genannten Leistungen sind unter dieser Doppelbelastung entstanden.</w:t>
+      </w:r>
+    </w:p>
+    <w:p>
+      <w:pPr>
+        <w:spacing w:after="180" w:line="276"/>
+        <w:jc w:val="both"/>
+      </w:pPr>
+      <w:r>
+        <w:rPr>
+          <w:rFonts w:ascii="Calibri" w:cs="Calibri" w:eastAsia="Calibri" w:hAnsi="Calibri"/>
+          <w:sz w:val="22"/>
+          <w:szCs w:val="22"/>
+        </w:rPr>
+        <w:t xml:space="preserve">Die Bachelorarbeit von Herrn Rösch, ein KI-gestütztes Prüftool für Due-Diligence-Berichte, ist mir inhaltlich bekannt. Betreut habe ich sie nicht; bewertet wurde sie mit 1,0.</w:t>
+      </w:r>
+    </w:p>
+    <w:p>
+      <w:pPr>
+        <w:spacing w:after="180" w:line="276"/>
+        <w:jc w:val="both"/>
+      </w:pPr>
+      <w:r>
+        <w:rPr>
+          <w:rFonts w:ascii="Calibri" w:cs="Calibri" w:eastAsia="Calibri" w:hAnsi="Calibri"/>
+          <w:sz w:val="22"/>
+          <w:szCs w:val="22"/>
+        </w:rPr>
+        <w:t xml:space="preserve">Die englische Arbeitssprache halte ich für kein Hindernis. Mein Modul wird teilweise auf Englisch gehalten, und Herr Rösch hat darin ohne erkennbare Einschränkung gearbeitet, schriftlich wie mündlich.</w:t>
       </w:r>
     </w:p>
     <w:p>
@@ -785,7 +332,7 @@
           <w:sz w:val="22"/>
           <w:szCs w:val="22"/>
         </w:rPr>
-        <w:t xml:space="preserve">Der vorgelegte Studienplan ist fachlich tragfähig und in der vorgesehenen Zeit umsetzbar. Bemerkenswert erscheint mir vor allem seine Einbettung in den bisherigen Werdegang. Was Herr Rösch bislang gelernt hat, betrifft die Modellierung und Verbesserung von Geschäftsprozessen, also die Informationsebene betrieblicher Abläufe. Der MPhil in Industrial Systems, Manufacture and Management ergänzt diese Ausbildung um die physische Fertigungsebene: um Fertigungsverfahren, Anlagen und Werksabläufe. Das ist kein Fachwechsel, sondern die Erweiterung einer Perspektive, die ohne diese zweite Ebene unvollständig bleibt.</w:t>
+        <w:t xml:space="preserve">Der vorgelegte Studienplan ist fachlich tragfähig und in der vorgesehenen Zeit umsetzbar. Wichtiger scheint mir, wie er sich in den bisherigen Werdegang fügt. Was Herr Rösch bislang gelernt hat, betrifft die Modellierung und Verbesserung von Geschäftsprozessen, also die Informationsebene betrieblicher Abläufe. Der MPhil in Industrial Systems, Manufacture and Management setzt dort an, wo diese Ebene endet: bei Fertigungsverfahren, Anlagen und Werksabläufen. Er wechselt damit nicht das Fach, sondern ergänzt eine Ausbildung, die ohne den physischen Teil unvollständig bleibt.</w:t>
       </w:r>
     </w:p>
     <w:p>
@@ -814,49 +361,49 @@
           <w:sz w:val="22"/>
           <w:szCs w:val="22"/>
         </w:rPr>
-        <w:t xml:space="preserve">Die Gründe für das Vorhaben halte ich für tragfähig. Herr Rösch hat sie mir gegenüber mehrfach und in zunehmender fachlicher Schärfe dargelegt; es handelt sich erkennbar nicht um eine kurzfristige Entscheidung für einen renommierten Studienort.</w:t>
-      </w:r>
-    </w:p>
-    <w:p>
-      <w:pPr>
-        <w:spacing w:after="180" w:line="276"/>
-        <w:jc w:val="both"/>
-      </w:pPr>
-      <w:r>
-        <w:rPr>
-          <w:rFonts w:ascii="Calibri" w:cs="Calibri" w:eastAsia="Calibri" w:hAnsi="Calibri"/>
-          <w:sz w:val="22"/>
-          <w:szCs w:val="22"/>
-        </w:rPr>
-        <w:t xml:space="preserve">In meinen Lehrveranstaltungen ist er durch Fragen aufgefallen, die regelmäßig über den behandelten Stoff hinausgingen und auf die Anwendbarkeit der Methoden zielten. Ebenso habe ich beobachtet, dass er Kommilitoninnen und Kommilitonen Zusammenhänge erklärte, die diesen Schwierigkeiten bereiteten — eine Bereitschaft, die im Prüfungsbetrieb keineswegs selbstverständlich ist.</w:t>
-      </w:r>
-    </w:p>
-    <w:p>
-      <w:pPr>
-        <w:spacing w:after="180" w:line="276"/>
-        <w:jc w:val="both"/>
-      </w:pPr>
-      <w:r>
-        <w:rPr>
-          <w:rFonts w:ascii="Calibri" w:cs="Calibri" w:eastAsia="Calibri" w:hAnsi="Calibri"/>
-          <w:sz w:val="22"/>
-          <w:szCs w:val="22"/>
-        </w:rPr>
-        <w:t xml:space="preserve">Die Bedeutung des Aufenthalts sehe ich auf zwei Ebenen. Wissenschaftlich ist die Dissertation die erste Arbeit, in der er ein industrielles Problem methodisch geführt bearbeitet; das Modul Research Methods bereitet dies eigens vor. Beruflich zielt er nach seiner mir dargelegten Planung auf eine Spezialisierung an der Schnittstelle von Operations und digitalen Technologien — ein Feld, das Fertigungswissen, Datenanalyse und Beratungspraxis zugleich verlangt und für das es in Deutschland kaum einen geregelten Ausbildungsweg gibt.</w:t>
-      </w:r>
-    </w:p>
-    <w:p>
-      <w:pPr>
-        <w:spacing w:after="180" w:line="276"/>
-        <w:jc w:val="both"/>
-      </w:pPr>
-      <w:r>
-        <w:rPr>
-          <w:rFonts w:ascii="Calibri" w:cs="Calibri" w:eastAsia="Calibri" w:hAnsi="Calibri"/>
-          <w:sz w:val="22"/>
-          <w:szCs w:val="22"/>
-        </w:rPr>
-        <w:t xml:space="preserve">Das in der Bewerbung dokumentierte ehrenamtliche Engagement lief neben dem Studium, ohne dass die fachliche Leistung in meinem Modul darunter gelitten hätte.</w:t>
+        <w:t xml:space="preserve">Die Gründe, die Herr Rösch mir für dieses Vorhaben genannt hat, haben sich über mehrere Gespräche hinweg geschärft. Eine kurzfristige Entscheidung für einen renommierten Studienort ist es nicht.</w:t>
+      </w:r>
+    </w:p>
+    <w:p>
+      <w:pPr>
+        <w:spacing w:after="180" w:line="276"/>
+        <w:jc w:val="both"/>
+      </w:pPr>
+      <w:r>
+        <w:rPr>
+          <w:rFonts w:ascii="Calibri" w:cs="Calibri" w:eastAsia="Calibri" w:hAnsi="Calibri"/>
+          <w:sz w:val="22"/>
+          <w:szCs w:val="22"/>
+        </w:rPr>
+        <w:t xml:space="preserve">In meinen Veranstaltungen ist er durch Fragen aufgefallen, die über den Stoff hinausgingen und meist auf die Anwendbarkeit zielten. Er hat außerdem Kommilitoninnen und Kommilitonen erklärt, was diesen Schwierigkeiten bereitete. Im Prüfungsbetrieb ist das nicht selbstverständlich.</w:t>
+      </w:r>
+    </w:p>
+    <w:p>
+      <w:pPr>
+        <w:spacing w:after="180" w:line="276"/>
+        <w:jc w:val="both"/>
+      </w:pPr>
+      <w:r>
+        <w:rPr>
+          <w:rFonts w:ascii="Calibri" w:cs="Calibri" w:eastAsia="Calibri" w:hAnsi="Calibri"/>
+          <w:sz w:val="22"/>
+          <w:szCs w:val="22"/>
+        </w:rPr>
+        <w:t xml:space="preserve">Wissenschaftlich wird die Dissertation die erste Arbeit sein, in der er ein industrielles Problem methodisch geführt bearbeitet; das Modul Research Methods bereitet darauf vor. Beruflich will er sich an der Schnittstelle von Operations und digitalen Technologien spezialisieren. Dieses Feld verlangt Fertigungswissen, Datenanalyse und Beratungspraxis zugleich, und einen geregelten Ausbildungsweg dorthin gibt es in Deutschland kaum.</w:t>
+      </w:r>
+    </w:p>
+    <w:p>
+      <w:pPr>
+        <w:spacing w:after="180" w:line="276"/>
+        <w:jc w:val="both"/>
+      </w:pPr>
+      <w:r>
+        <w:rPr>
+          <w:rFonts w:ascii="Calibri" w:cs="Calibri" w:eastAsia="Calibri" w:hAnsi="Calibri"/>
+          <w:sz w:val="22"/>
+          <w:szCs w:val="22"/>
+        </w:rPr>
+        <w:t xml:space="preserve">Sein ehrenamtliches Engagement, das in der Bewerbung dokumentiert ist, lief neben dem Studium, ohne dass die Leistung in meinem Modul darunter gelitten hätte.</w:t>
       </w:r>
     </w:p>
     <w:p>
@@ -885,7 +432,7 @@
           <w:sz w:val="22"/>
           <w:szCs w:val="22"/>
         </w:rPr>
-        <w:t xml:space="preserve">Ich befürworte die Förderung von Herrn Rösch durch den DAAD ohne Einschränkung und stehe für Rückfragen gern zur Verfügung.</w:t>
+        <w:t xml:space="preserve">Ich befürworte die Förderung von Herrn Rösch durch den DAAD ohne Einschränkung und stehe für Rückfragen zur Verfügung.</w:t>
       </w:r>
     </w:p>
     <w:p>
@@ -913,7 +460,7 @@
           <w:highlight w:val="yellow"/>
           <w:highlightCs w:val="yellow"/>
         </w:rPr>
-        <w:t xml:space="preserve">[Unterschrift — handschriftlich oder elektronisch]</w:t>
+        <w:t xml:space="preserve">[Unterschrift]</w:t>
       </w:r>
     </w:p>
     <w:p>
@@ -925,18 +472,8 @@
           <w:rFonts w:ascii="Calibri" w:cs="Calibri" w:eastAsia="Calibri" w:hAnsi="Calibri"/>
           <w:sz w:val="22"/>
           <w:szCs w:val="22"/>
-          <w:highlight w:val="yellow"/>
-          <w:highlightCs w:val="yellow"/>
-        </w:rPr>
-        <w:t xml:space="preserve">[Titel]</w:t>
-      </w:r>
-      <w:r>
-        <w:rPr>
-          <w:rFonts w:ascii="Calibri" w:cs="Calibri" w:eastAsia="Calibri" w:hAnsi="Calibri"/>
-          <w:sz w:val="22"/>
-          <w:szCs w:val="22"/>
-        </w:rPr>
-        <w:t xml:space="preserve"> Freidinger</w:t>
+        </w:rPr>
+        <w:t xml:space="preserve">Dr. Robert Freidinger</w:t>
       </w:r>
     </w:p>
     <w:p>
@@ -946,20 +483,11 @@
       <w:r>
         <w:rPr>
           <w:rFonts w:ascii="Calibri" w:cs="Calibri" w:eastAsia="Calibri" w:hAnsi="Calibri"/>
-          <w:sz w:val="22"/>
-          <w:szCs w:val="22"/>
-          <w:highlight w:val="yellow"/>
-          <w:highlightCs w:val="yellow"/>
-        </w:rPr>
-        <w:t xml:space="preserve">[Position]</w:t>
-      </w:r>
-      <w:r>
-        <w:rPr>
-          <w:rFonts w:ascii="Calibri" w:cs="Calibri" w:eastAsia="Calibri" w:hAnsi="Calibri"/>
-          <w:sz w:val="22"/>
-          <w:szCs w:val="22"/>
-        </w:rPr>
-        <w:t xml:space="preserve">, DHBW Stuttgart</w:t>
+          <w:color w:val="444444"/>
+          <w:sz w:val="19"/>
+          <w:szCs w:val="19"/>
+        </w:rPr>
+        <w:t xml:space="preserve">Lehrbeauftragter und Dozent, DHBW Stuttgart</w:t>
       </w:r>
     </w:p>
     <w:sectPr>
